--- a/docs/reference-forms/output/TAI-FORM-GOV-10-blank.docx
+++ b/docs/reference-forms/output/TAI-FORM-GOV-10-blank.docx
@@ -146,7 +146,7 @@
                 <w:sz w:val="20"/>
                 <w:szCs w:val="20"/>
               </w:rPr>
-              <w:t xml:space="preserve">기준연도: </w:t>
+              <w:t xml:space="preserve">계획 연도: </w:t>
             </w:r>
           </w:p>
         </w:tc>
@@ -183,7 +183,7 @@
                 <w:sz w:val="20"/>
                 <w:szCs w:val="20"/>
               </w:rPr>
-              <w:t xml:space="preserve">담당자: </w:t>
+              <w:t xml:space="preserve">작성자: </w:t>
             </w:r>
           </w:p>
         </w:tc>
@@ -231,7 +231,7 @@
     </w:p>
     <w:tbl>
       <w:tblPr>
-        <w:tblW w:type="dxa" w:w="9632"/>
+        <w:tblW w:type="dxa" w:w="9633"/>
         <w:tblBorders>
           <w:top w:val="single" w:color="auto" w:sz="4"/>
           <w:left w:val="single" w:color="auto" w:sz="4"/>
@@ -244,11 +244,12 @@
       </w:tblPr>
       <w:tblGrid>
         <w:gridCol w:w="566"/>
-        <w:gridCol w:w="2721"/>
+        <w:gridCol w:w="2154"/>
+        <w:gridCol w:w="793"/>
+        <w:gridCol w:w="907"/>
+        <w:gridCol w:w="1247"/>
         <w:gridCol w:w="1020"/>
-        <w:gridCol w:w="1133"/>
-        <w:gridCol w:w="1133"/>
-        <w:gridCol w:w="1133"/>
+        <w:gridCol w:w="1020"/>
         <w:gridCol w:w="1133"/>
         <w:gridCol w:w="793"/>
       </w:tblGrid>
@@ -293,7 +294,7 @@
         </w:tc>
         <w:tc>
           <w:tcPr>
-            <w:tcW w:type="dxa" w:w="2721"/>
+            <w:tcW w:type="dxa" w:w="2154"/>
             <w:tcBorders>
               <w:top w:val="single" w:color="000000" w:sz="4"/>
               <w:left w:val="single" w:color="000000" w:sz="4"/>
@@ -327,7 +328,7 @@
         </w:tc>
         <w:tc>
           <w:tcPr>
-            <w:tcW w:type="dxa" w:w="1020"/>
+            <w:tcW w:type="dxa" w:w="793"/>
             <w:tcBorders>
               <w:top w:val="single" w:color="000000" w:sz="4"/>
               <w:left w:val="single" w:color="000000" w:sz="4"/>
@@ -361,7 +362,7 @@
         </w:tc>
         <w:tc>
           <w:tcPr>
-            <w:tcW w:type="dxa" w:w="1133"/>
+            <w:tcW w:type="dxa" w:w="907"/>
             <w:tcBorders>
               <w:top w:val="single" w:color="000000" w:sz="4"/>
               <w:left w:val="single" w:color="000000" w:sz="4"/>
@@ -395,7 +396,7 @@
         </w:tc>
         <w:tc>
           <w:tcPr>
-            <w:tcW w:type="dxa" w:w="1133"/>
+            <w:tcW w:type="dxa" w:w="1247"/>
             <w:tcBorders>
               <w:top w:val="single" w:color="000000" w:sz="4"/>
               <w:left w:val="single" w:color="000000" w:sz="4"/>
@@ -423,13 +424,13 @@
                 <w:sz w:val="20"/>
                 <w:szCs w:val="20"/>
               </w:rPr>
-              <w:t xml:space="preserve">계획일</w:t>
-            </w:r>
-          </w:p>
-        </w:tc>
-        <w:tc>
-          <w:tcPr>
-            <w:tcW w:type="dxa" w:w="1133"/>
+              <w:t xml:space="preserve">기준/목표(입력)</w:t>
+            </w:r>
+          </w:p>
+        </w:tc>
+        <w:tc>
+          <w:tcPr>
+            <w:tcW w:type="dxa" w:w="1020"/>
             <w:tcBorders>
               <w:top w:val="single" w:color="000000" w:sz="4"/>
               <w:left w:val="single" w:color="000000" w:sz="4"/>
@@ -457,7 +458,41 @@
                 <w:sz w:val="20"/>
                 <w:szCs w:val="20"/>
               </w:rPr>
-              <w:t xml:space="preserve">실행일</w:t>
+              <w:t xml:space="preserve">계획일</w:t>
+            </w:r>
+          </w:p>
+        </w:tc>
+        <w:tc>
+          <w:tcPr>
+            <w:tcW w:type="dxa" w:w="1020"/>
+            <w:tcBorders>
+              <w:top w:val="single" w:color="000000" w:sz="4"/>
+              <w:left w:val="single" w:color="000000" w:sz="4"/>
+              <w:bottom w:val="single" w:color="000000" w:sz="4"/>
+              <w:right w:val="single" w:color="000000" w:sz="4"/>
+            </w:tcBorders>
+            <w:shd w:fill="E8E8E8" w:color="auto" w:val="clear"/>
+            <w:tcMar>
+              <w:top w:type="dxa" w:w="170"/>
+              <w:left w:type="dxa" w:w="170"/>
+              <w:bottom w:type="dxa" w:w="170"/>
+              <w:right w:type="dxa" w:w="170"/>
+            </w:tcMar>
+            <w:vAlign w:val="center"/>
+          </w:tcPr>
+          <w:p>
+            <w:pPr>
+              <w:jc w:val="center"/>
+            </w:pPr>
+            <w:r>
+              <w:rPr>
+                <w:rFonts w:ascii="NanumGothic" w:cs="NanumGothic" w:eastAsia="NanumGothic" w:hAnsi="NanumGothic"/>
+                <w:b/>
+                <w:bCs/>
+                <w:sz w:val="20"/>
+                <w:szCs w:val="20"/>
+              </w:rPr>
+              <w:t xml:space="preserve">실행일(입력)</w:t>
             </w:r>
           </w:p>
         </w:tc>
@@ -532,7 +567,7 @@
       </w:tr>
       <w:tr>
         <w:trPr>
-          <w:trHeight w:val="510" w:hRule="atLeast"/>
+          <w:trHeight w:val="453" w:hRule="atLeast"/>
         </w:trPr>
         <w:tc>
           <w:tcPr>
@@ -568,7 +603,103 @@
         </w:tc>
         <w:tc>
           <w:tcPr>
-            <w:tcW w:type="dxa" w:w="2721"/>
+            <w:tcW w:type="dxa" w:w="2154"/>
+            <w:tcBorders>
+              <w:top w:val="single" w:color="000000" w:sz="4"/>
+              <w:left w:val="single" w:color="000000" w:sz="4"/>
+              <w:bottom w:val="single" w:color="000000" w:sz="4"/>
+              <w:right w:val="single" w:color="000000" w:sz="4"/>
+            </w:tcBorders>
+            <w:shd w:fill="ffffff" w:color="auto" w:val="clear"/>
+            <w:tcMar>
+              <w:top w:type="dxa" w:w="170"/>
+              <w:left w:type="dxa" w:w="170"/>
+              <w:bottom w:type="dxa" w:w="170"/>
+              <w:right w:type="dxa" w:w="170"/>
+            </w:tcMar>
+            <w:vAlign w:val="center"/>
+          </w:tcPr>
+          <w:p>
+            <w:pPr>
+              <w:jc w:val="left"/>
+            </w:pPr>
+            <w:r>
+              <w:rPr>
+                <w:rFonts w:ascii="NanumGothic" w:cs="NanumGothic" w:eastAsia="NanumGothic" w:hAnsi="NanumGothic"/>
+                <w:sz w:val="20"/>
+                <w:szCs w:val="20"/>
+              </w:rPr>
+              <w:t xml:space="preserve"/>
+            </w:r>
+          </w:p>
+        </w:tc>
+        <w:tc>
+          <w:tcPr>
+            <w:tcW w:type="dxa" w:w="793"/>
+            <w:tcBorders>
+              <w:top w:val="single" w:color="000000" w:sz="4"/>
+              <w:left w:val="single" w:color="000000" w:sz="4"/>
+              <w:bottom w:val="single" w:color="000000" w:sz="4"/>
+              <w:right w:val="single" w:color="000000" w:sz="4"/>
+            </w:tcBorders>
+            <w:shd w:fill="ffffff" w:color="auto" w:val="clear"/>
+            <w:tcMar>
+              <w:top w:type="dxa" w:w="170"/>
+              <w:left w:type="dxa" w:w="170"/>
+              <w:bottom w:type="dxa" w:w="170"/>
+              <w:right w:type="dxa" w:w="170"/>
+            </w:tcMar>
+            <w:vAlign w:val="center"/>
+          </w:tcPr>
+          <w:p>
+            <w:pPr>
+              <w:jc w:val="left"/>
+            </w:pPr>
+            <w:r>
+              <w:rPr>
+                <w:rFonts w:ascii="NanumGothic" w:cs="NanumGothic" w:eastAsia="NanumGothic" w:hAnsi="NanumGothic"/>
+                <w:sz w:val="20"/>
+                <w:szCs w:val="20"/>
+              </w:rPr>
+              <w:t xml:space="preserve"/>
+            </w:r>
+          </w:p>
+        </w:tc>
+        <w:tc>
+          <w:tcPr>
+            <w:tcW w:type="dxa" w:w="907"/>
+            <w:tcBorders>
+              <w:top w:val="single" w:color="000000" w:sz="4"/>
+              <w:left w:val="single" w:color="000000" w:sz="4"/>
+              <w:bottom w:val="single" w:color="000000" w:sz="4"/>
+              <w:right w:val="single" w:color="000000" w:sz="4"/>
+            </w:tcBorders>
+            <w:shd w:fill="ffffff" w:color="auto" w:val="clear"/>
+            <w:tcMar>
+              <w:top w:type="dxa" w:w="170"/>
+              <w:left w:type="dxa" w:w="170"/>
+              <w:bottom w:type="dxa" w:w="170"/>
+              <w:right w:type="dxa" w:w="170"/>
+            </w:tcMar>
+            <w:vAlign w:val="center"/>
+          </w:tcPr>
+          <w:p>
+            <w:pPr>
+              <w:jc w:val="left"/>
+            </w:pPr>
+            <w:r>
+              <w:rPr>
+                <w:rFonts w:ascii="NanumGothic" w:cs="NanumGothic" w:eastAsia="NanumGothic" w:hAnsi="NanumGothic"/>
+                <w:sz w:val="20"/>
+                <w:szCs w:val="20"/>
+              </w:rPr>
+              <w:t xml:space="preserve"/>
+            </w:r>
+          </w:p>
+        </w:tc>
+        <w:tc>
+          <w:tcPr>
+            <w:tcW w:type="dxa" w:w="1247"/>
             <w:tcBorders>
               <w:top w:val="single" w:color="000000" w:sz="4"/>
               <w:left w:val="single" w:color="000000" w:sz="4"/>
@@ -632,71 +763,7 @@
         </w:tc>
         <w:tc>
           <w:tcPr>
-            <w:tcW w:type="dxa" w:w="1133"/>
-            <w:tcBorders>
-              <w:top w:val="single" w:color="000000" w:sz="4"/>
-              <w:left w:val="single" w:color="000000" w:sz="4"/>
-              <w:bottom w:val="single" w:color="000000" w:sz="4"/>
-              <w:right w:val="single" w:color="000000" w:sz="4"/>
-            </w:tcBorders>
-            <w:shd w:fill="ffffff" w:color="auto" w:val="clear"/>
-            <w:tcMar>
-              <w:top w:type="dxa" w:w="170"/>
-              <w:left w:type="dxa" w:w="170"/>
-              <w:bottom w:type="dxa" w:w="170"/>
-              <w:right w:type="dxa" w:w="170"/>
-            </w:tcMar>
-            <w:vAlign w:val="center"/>
-          </w:tcPr>
-          <w:p>
-            <w:pPr>
-              <w:jc w:val="left"/>
-            </w:pPr>
-            <w:r>
-              <w:rPr>
-                <w:rFonts w:ascii="NanumGothic" w:cs="NanumGothic" w:eastAsia="NanumGothic" w:hAnsi="NanumGothic"/>
-                <w:sz w:val="20"/>
-                <w:szCs w:val="20"/>
-              </w:rPr>
-              <w:t xml:space="preserve"/>
-            </w:r>
-          </w:p>
-        </w:tc>
-        <w:tc>
-          <w:tcPr>
-            <w:tcW w:type="dxa" w:w="1133"/>
-            <w:tcBorders>
-              <w:top w:val="single" w:color="000000" w:sz="4"/>
-              <w:left w:val="single" w:color="000000" w:sz="4"/>
-              <w:bottom w:val="single" w:color="000000" w:sz="4"/>
-              <w:right w:val="single" w:color="000000" w:sz="4"/>
-            </w:tcBorders>
-            <w:shd w:fill="ffffff" w:color="auto" w:val="clear"/>
-            <w:tcMar>
-              <w:top w:type="dxa" w:w="170"/>
-              <w:left w:type="dxa" w:w="170"/>
-              <w:bottom w:type="dxa" w:w="170"/>
-              <w:right w:type="dxa" w:w="170"/>
-            </w:tcMar>
-            <w:vAlign w:val="center"/>
-          </w:tcPr>
-          <w:p>
-            <w:pPr>
-              <w:jc w:val="left"/>
-            </w:pPr>
-            <w:r>
-              <w:rPr>
-                <w:rFonts w:ascii="NanumGothic" w:cs="NanumGothic" w:eastAsia="NanumGothic" w:hAnsi="NanumGothic"/>
-                <w:sz w:val="20"/>
-                <w:szCs w:val="20"/>
-              </w:rPr>
-              <w:t xml:space="preserve"/>
-            </w:r>
-          </w:p>
-        </w:tc>
-        <w:tc>
-          <w:tcPr>
-            <w:tcW w:type="dxa" w:w="1133"/>
+            <w:tcW w:type="dxa" w:w="1020"/>
             <w:tcBorders>
               <w:top w:val="single" w:color="000000" w:sz="4"/>
               <w:left w:val="single" w:color="000000" w:sz="4"/>
@@ -793,7 +860,7 @@
       </w:tr>
       <w:tr>
         <w:trPr>
-          <w:trHeight w:val="510" w:hRule="atLeast"/>
+          <w:trHeight w:val="453" w:hRule="atLeast"/>
         </w:trPr>
         <w:tc>
           <w:tcPr>
@@ -829,7 +896,103 @@
         </w:tc>
         <w:tc>
           <w:tcPr>
-            <w:tcW w:type="dxa" w:w="2721"/>
+            <w:tcW w:type="dxa" w:w="2154"/>
+            <w:tcBorders>
+              <w:top w:val="single" w:color="000000" w:sz="4"/>
+              <w:left w:val="single" w:color="000000" w:sz="4"/>
+              <w:bottom w:val="single" w:color="000000" w:sz="4"/>
+              <w:right w:val="single" w:color="000000" w:sz="4"/>
+            </w:tcBorders>
+            <w:shd w:fill="F5F5F5" w:color="auto" w:val="clear"/>
+            <w:tcMar>
+              <w:top w:type="dxa" w:w="170"/>
+              <w:left w:type="dxa" w:w="170"/>
+              <w:bottom w:type="dxa" w:w="170"/>
+              <w:right w:type="dxa" w:w="170"/>
+            </w:tcMar>
+            <w:vAlign w:val="center"/>
+          </w:tcPr>
+          <w:p>
+            <w:pPr>
+              <w:jc w:val="left"/>
+            </w:pPr>
+            <w:r>
+              <w:rPr>
+                <w:rFonts w:ascii="NanumGothic" w:cs="NanumGothic" w:eastAsia="NanumGothic" w:hAnsi="NanumGothic"/>
+                <w:sz w:val="20"/>
+                <w:szCs w:val="20"/>
+              </w:rPr>
+              <w:t xml:space="preserve"/>
+            </w:r>
+          </w:p>
+        </w:tc>
+        <w:tc>
+          <w:tcPr>
+            <w:tcW w:type="dxa" w:w="793"/>
+            <w:tcBorders>
+              <w:top w:val="single" w:color="000000" w:sz="4"/>
+              <w:left w:val="single" w:color="000000" w:sz="4"/>
+              <w:bottom w:val="single" w:color="000000" w:sz="4"/>
+              <w:right w:val="single" w:color="000000" w:sz="4"/>
+            </w:tcBorders>
+            <w:shd w:fill="F5F5F5" w:color="auto" w:val="clear"/>
+            <w:tcMar>
+              <w:top w:type="dxa" w:w="170"/>
+              <w:left w:type="dxa" w:w="170"/>
+              <w:bottom w:type="dxa" w:w="170"/>
+              <w:right w:type="dxa" w:w="170"/>
+            </w:tcMar>
+            <w:vAlign w:val="center"/>
+          </w:tcPr>
+          <w:p>
+            <w:pPr>
+              <w:jc w:val="left"/>
+            </w:pPr>
+            <w:r>
+              <w:rPr>
+                <w:rFonts w:ascii="NanumGothic" w:cs="NanumGothic" w:eastAsia="NanumGothic" w:hAnsi="NanumGothic"/>
+                <w:sz w:val="20"/>
+                <w:szCs w:val="20"/>
+              </w:rPr>
+              <w:t xml:space="preserve"/>
+            </w:r>
+          </w:p>
+        </w:tc>
+        <w:tc>
+          <w:tcPr>
+            <w:tcW w:type="dxa" w:w="907"/>
+            <w:tcBorders>
+              <w:top w:val="single" w:color="000000" w:sz="4"/>
+              <w:left w:val="single" w:color="000000" w:sz="4"/>
+              <w:bottom w:val="single" w:color="000000" w:sz="4"/>
+              <w:right w:val="single" w:color="000000" w:sz="4"/>
+            </w:tcBorders>
+            <w:shd w:fill="F5F5F5" w:color="auto" w:val="clear"/>
+            <w:tcMar>
+              <w:top w:type="dxa" w:w="170"/>
+              <w:left w:type="dxa" w:w="170"/>
+              <w:bottom w:type="dxa" w:w="170"/>
+              <w:right w:type="dxa" w:w="170"/>
+            </w:tcMar>
+            <w:vAlign w:val="center"/>
+          </w:tcPr>
+          <w:p>
+            <w:pPr>
+              <w:jc w:val="left"/>
+            </w:pPr>
+            <w:r>
+              <w:rPr>
+                <w:rFonts w:ascii="NanumGothic" w:cs="NanumGothic" w:eastAsia="NanumGothic" w:hAnsi="NanumGothic"/>
+                <w:sz w:val="20"/>
+                <w:szCs w:val="20"/>
+              </w:rPr>
+              <w:t xml:space="preserve"/>
+            </w:r>
+          </w:p>
+        </w:tc>
+        <w:tc>
+          <w:tcPr>
+            <w:tcW w:type="dxa" w:w="1247"/>
             <w:tcBorders>
               <w:top w:val="single" w:color="000000" w:sz="4"/>
               <w:left w:val="single" w:color="000000" w:sz="4"/>
@@ -893,71 +1056,7 @@
         </w:tc>
         <w:tc>
           <w:tcPr>
-            <w:tcW w:type="dxa" w:w="1133"/>
-            <w:tcBorders>
-              <w:top w:val="single" w:color="000000" w:sz="4"/>
-              <w:left w:val="single" w:color="000000" w:sz="4"/>
-              <w:bottom w:val="single" w:color="000000" w:sz="4"/>
-              <w:right w:val="single" w:color="000000" w:sz="4"/>
-            </w:tcBorders>
-            <w:shd w:fill="F5F5F5" w:color="auto" w:val="clear"/>
-            <w:tcMar>
-              <w:top w:type="dxa" w:w="170"/>
-              <w:left w:type="dxa" w:w="170"/>
-              <w:bottom w:type="dxa" w:w="170"/>
-              <w:right w:type="dxa" w:w="170"/>
-            </w:tcMar>
-            <w:vAlign w:val="center"/>
-          </w:tcPr>
-          <w:p>
-            <w:pPr>
-              <w:jc w:val="left"/>
-            </w:pPr>
-            <w:r>
-              <w:rPr>
-                <w:rFonts w:ascii="NanumGothic" w:cs="NanumGothic" w:eastAsia="NanumGothic" w:hAnsi="NanumGothic"/>
-                <w:sz w:val="20"/>
-                <w:szCs w:val="20"/>
-              </w:rPr>
-              <w:t xml:space="preserve"/>
-            </w:r>
-          </w:p>
-        </w:tc>
-        <w:tc>
-          <w:tcPr>
-            <w:tcW w:type="dxa" w:w="1133"/>
-            <w:tcBorders>
-              <w:top w:val="single" w:color="000000" w:sz="4"/>
-              <w:left w:val="single" w:color="000000" w:sz="4"/>
-              <w:bottom w:val="single" w:color="000000" w:sz="4"/>
-              <w:right w:val="single" w:color="000000" w:sz="4"/>
-            </w:tcBorders>
-            <w:shd w:fill="F5F5F5" w:color="auto" w:val="clear"/>
-            <w:tcMar>
-              <w:top w:type="dxa" w:w="170"/>
-              <w:left w:type="dxa" w:w="170"/>
-              <w:bottom w:type="dxa" w:w="170"/>
-              <w:right w:type="dxa" w:w="170"/>
-            </w:tcMar>
-            <w:vAlign w:val="center"/>
-          </w:tcPr>
-          <w:p>
-            <w:pPr>
-              <w:jc w:val="left"/>
-            </w:pPr>
-            <w:r>
-              <w:rPr>
-                <w:rFonts w:ascii="NanumGothic" w:cs="NanumGothic" w:eastAsia="NanumGothic" w:hAnsi="NanumGothic"/>
-                <w:sz w:val="20"/>
-                <w:szCs w:val="20"/>
-              </w:rPr>
-              <w:t xml:space="preserve"/>
-            </w:r>
-          </w:p>
-        </w:tc>
-        <w:tc>
-          <w:tcPr>
-            <w:tcW w:type="dxa" w:w="1133"/>
+            <w:tcW w:type="dxa" w:w="1020"/>
             <w:tcBorders>
               <w:top w:val="single" w:color="000000" w:sz="4"/>
               <w:left w:val="single" w:color="000000" w:sz="4"/>
@@ -1054,7 +1153,7 @@
       </w:tr>
       <w:tr>
         <w:trPr>
-          <w:trHeight w:val="510" w:hRule="atLeast"/>
+          <w:trHeight w:val="453" w:hRule="atLeast"/>
         </w:trPr>
         <w:tc>
           <w:tcPr>
@@ -1090,7 +1189,103 @@
         </w:tc>
         <w:tc>
           <w:tcPr>
-            <w:tcW w:type="dxa" w:w="2721"/>
+            <w:tcW w:type="dxa" w:w="2154"/>
+            <w:tcBorders>
+              <w:top w:val="single" w:color="000000" w:sz="4"/>
+              <w:left w:val="single" w:color="000000" w:sz="4"/>
+              <w:bottom w:val="single" w:color="000000" w:sz="4"/>
+              <w:right w:val="single" w:color="000000" w:sz="4"/>
+            </w:tcBorders>
+            <w:shd w:fill="ffffff" w:color="auto" w:val="clear"/>
+            <w:tcMar>
+              <w:top w:type="dxa" w:w="170"/>
+              <w:left w:type="dxa" w:w="170"/>
+              <w:bottom w:type="dxa" w:w="170"/>
+              <w:right w:type="dxa" w:w="170"/>
+            </w:tcMar>
+            <w:vAlign w:val="center"/>
+          </w:tcPr>
+          <w:p>
+            <w:pPr>
+              <w:jc w:val="left"/>
+            </w:pPr>
+            <w:r>
+              <w:rPr>
+                <w:rFonts w:ascii="NanumGothic" w:cs="NanumGothic" w:eastAsia="NanumGothic" w:hAnsi="NanumGothic"/>
+                <w:sz w:val="20"/>
+                <w:szCs w:val="20"/>
+              </w:rPr>
+              <w:t xml:space="preserve"/>
+            </w:r>
+          </w:p>
+        </w:tc>
+        <w:tc>
+          <w:tcPr>
+            <w:tcW w:type="dxa" w:w="793"/>
+            <w:tcBorders>
+              <w:top w:val="single" w:color="000000" w:sz="4"/>
+              <w:left w:val="single" w:color="000000" w:sz="4"/>
+              <w:bottom w:val="single" w:color="000000" w:sz="4"/>
+              <w:right w:val="single" w:color="000000" w:sz="4"/>
+            </w:tcBorders>
+            <w:shd w:fill="ffffff" w:color="auto" w:val="clear"/>
+            <w:tcMar>
+              <w:top w:type="dxa" w:w="170"/>
+              <w:left w:type="dxa" w:w="170"/>
+              <w:bottom w:type="dxa" w:w="170"/>
+              <w:right w:type="dxa" w:w="170"/>
+            </w:tcMar>
+            <w:vAlign w:val="center"/>
+          </w:tcPr>
+          <w:p>
+            <w:pPr>
+              <w:jc w:val="left"/>
+            </w:pPr>
+            <w:r>
+              <w:rPr>
+                <w:rFonts w:ascii="NanumGothic" w:cs="NanumGothic" w:eastAsia="NanumGothic" w:hAnsi="NanumGothic"/>
+                <w:sz w:val="20"/>
+                <w:szCs w:val="20"/>
+              </w:rPr>
+              <w:t xml:space="preserve"/>
+            </w:r>
+          </w:p>
+        </w:tc>
+        <w:tc>
+          <w:tcPr>
+            <w:tcW w:type="dxa" w:w="907"/>
+            <w:tcBorders>
+              <w:top w:val="single" w:color="000000" w:sz="4"/>
+              <w:left w:val="single" w:color="000000" w:sz="4"/>
+              <w:bottom w:val="single" w:color="000000" w:sz="4"/>
+              <w:right w:val="single" w:color="000000" w:sz="4"/>
+            </w:tcBorders>
+            <w:shd w:fill="ffffff" w:color="auto" w:val="clear"/>
+            <w:tcMar>
+              <w:top w:type="dxa" w:w="170"/>
+              <w:left w:type="dxa" w:w="170"/>
+              <w:bottom w:type="dxa" w:w="170"/>
+              <w:right w:type="dxa" w:w="170"/>
+            </w:tcMar>
+            <w:vAlign w:val="center"/>
+          </w:tcPr>
+          <w:p>
+            <w:pPr>
+              <w:jc w:val="left"/>
+            </w:pPr>
+            <w:r>
+              <w:rPr>
+                <w:rFonts w:ascii="NanumGothic" w:cs="NanumGothic" w:eastAsia="NanumGothic" w:hAnsi="NanumGothic"/>
+                <w:sz w:val="20"/>
+                <w:szCs w:val="20"/>
+              </w:rPr>
+              <w:t xml:space="preserve"/>
+            </w:r>
+          </w:p>
+        </w:tc>
+        <w:tc>
+          <w:tcPr>
+            <w:tcW w:type="dxa" w:w="1247"/>
             <w:tcBorders>
               <w:top w:val="single" w:color="000000" w:sz="4"/>
               <w:left w:val="single" w:color="000000" w:sz="4"/>
@@ -1154,71 +1349,7 @@
         </w:tc>
         <w:tc>
           <w:tcPr>
-            <w:tcW w:type="dxa" w:w="1133"/>
-            <w:tcBorders>
-              <w:top w:val="single" w:color="000000" w:sz="4"/>
-              <w:left w:val="single" w:color="000000" w:sz="4"/>
-              <w:bottom w:val="single" w:color="000000" w:sz="4"/>
-              <w:right w:val="single" w:color="000000" w:sz="4"/>
-            </w:tcBorders>
-            <w:shd w:fill="ffffff" w:color="auto" w:val="clear"/>
-            <w:tcMar>
-              <w:top w:type="dxa" w:w="170"/>
-              <w:left w:type="dxa" w:w="170"/>
-              <w:bottom w:type="dxa" w:w="170"/>
-              <w:right w:type="dxa" w:w="170"/>
-            </w:tcMar>
-            <w:vAlign w:val="center"/>
-          </w:tcPr>
-          <w:p>
-            <w:pPr>
-              <w:jc w:val="left"/>
-            </w:pPr>
-            <w:r>
-              <w:rPr>
-                <w:rFonts w:ascii="NanumGothic" w:cs="NanumGothic" w:eastAsia="NanumGothic" w:hAnsi="NanumGothic"/>
-                <w:sz w:val="20"/>
-                <w:szCs w:val="20"/>
-              </w:rPr>
-              <w:t xml:space="preserve"/>
-            </w:r>
-          </w:p>
-        </w:tc>
-        <w:tc>
-          <w:tcPr>
-            <w:tcW w:type="dxa" w:w="1133"/>
-            <w:tcBorders>
-              <w:top w:val="single" w:color="000000" w:sz="4"/>
-              <w:left w:val="single" w:color="000000" w:sz="4"/>
-              <w:bottom w:val="single" w:color="000000" w:sz="4"/>
-              <w:right w:val="single" w:color="000000" w:sz="4"/>
-            </w:tcBorders>
-            <w:shd w:fill="ffffff" w:color="auto" w:val="clear"/>
-            <w:tcMar>
-              <w:top w:type="dxa" w:w="170"/>
-              <w:left w:type="dxa" w:w="170"/>
-              <w:bottom w:type="dxa" w:w="170"/>
-              <w:right w:type="dxa" w:w="170"/>
-            </w:tcMar>
-            <w:vAlign w:val="center"/>
-          </w:tcPr>
-          <w:p>
-            <w:pPr>
-              <w:jc w:val="left"/>
-            </w:pPr>
-            <w:r>
-              <w:rPr>
-                <w:rFonts w:ascii="NanumGothic" w:cs="NanumGothic" w:eastAsia="NanumGothic" w:hAnsi="NanumGothic"/>
-                <w:sz w:val="20"/>
-                <w:szCs w:val="20"/>
-              </w:rPr>
-              <w:t xml:space="preserve"/>
-            </w:r>
-          </w:p>
-        </w:tc>
-        <w:tc>
-          <w:tcPr>
-            <w:tcW w:type="dxa" w:w="1133"/>
+            <w:tcW w:type="dxa" w:w="1020"/>
             <w:tcBorders>
               <w:top w:val="single" w:color="000000" w:sz="4"/>
               <w:left w:val="single" w:color="000000" w:sz="4"/>
@@ -1315,7 +1446,7 @@
       </w:tr>
       <w:tr>
         <w:trPr>
-          <w:trHeight w:val="510" w:hRule="atLeast"/>
+          <w:trHeight w:val="453" w:hRule="atLeast"/>
         </w:trPr>
         <w:tc>
           <w:tcPr>
@@ -1351,7 +1482,103 @@
         </w:tc>
         <w:tc>
           <w:tcPr>
-            <w:tcW w:type="dxa" w:w="2721"/>
+            <w:tcW w:type="dxa" w:w="2154"/>
+            <w:tcBorders>
+              <w:top w:val="single" w:color="000000" w:sz="4"/>
+              <w:left w:val="single" w:color="000000" w:sz="4"/>
+              <w:bottom w:val="single" w:color="000000" w:sz="4"/>
+              <w:right w:val="single" w:color="000000" w:sz="4"/>
+            </w:tcBorders>
+            <w:shd w:fill="F5F5F5" w:color="auto" w:val="clear"/>
+            <w:tcMar>
+              <w:top w:type="dxa" w:w="170"/>
+              <w:left w:type="dxa" w:w="170"/>
+              <w:bottom w:type="dxa" w:w="170"/>
+              <w:right w:type="dxa" w:w="170"/>
+            </w:tcMar>
+            <w:vAlign w:val="center"/>
+          </w:tcPr>
+          <w:p>
+            <w:pPr>
+              <w:jc w:val="left"/>
+            </w:pPr>
+            <w:r>
+              <w:rPr>
+                <w:rFonts w:ascii="NanumGothic" w:cs="NanumGothic" w:eastAsia="NanumGothic" w:hAnsi="NanumGothic"/>
+                <w:sz w:val="20"/>
+                <w:szCs w:val="20"/>
+              </w:rPr>
+              <w:t xml:space="preserve"/>
+            </w:r>
+          </w:p>
+        </w:tc>
+        <w:tc>
+          <w:tcPr>
+            <w:tcW w:type="dxa" w:w="793"/>
+            <w:tcBorders>
+              <w:top w:val="single" w:color="000000" w:sz="4"/>
+              <w:left w:val="single" w:color="000000" w:sz="4"/>
+              <w:bottom w:val="single" w:color="000000" w:sz="4"/>
+              <w:right w:val="single" w:color="000000" w:sz="4"/>
+            </w:tcBorders>
+            <w:shd w:fill="F5F5F5" w:color="auto" w:val="clear"/>
+            <w:tcMar>
+              <w:top w:type="dxa" w:w="170"/>
+              <w:left w:type="dxa" w:w="170"/>
+              <w:bottom w:type="dxa" w:w="170"/>
+              <w:right w:type="dxa" w:w="170"/>
+            </w:tcMar>
+            <w:vAlign w:val="center"/>
+          </w:tcPr>
+          <w:p>
+            <w:pPr>
+              <w:jc w:val="left"/>
+            </w:pPr>
+            <w:r>
+              <w:rPr>
+                <w:rFonts w:ascii="NanumGothic" w:cs="NanumGothic" w:eastAsia="NanumGothic" w:hAnsi="NanumGothic"/>
+                <w:sz w:val="20"/>
+                <w:szCs w:val="20"/>
+              </w:rPr>
+              <w:t xml:space="preserve"/>
+            </w:r>
+          </w:p>
+        </w:tc>
+        <w:tc>
+          <w:tcPr>
+            <w:tcW w:type="dxa" w:w="907"/>
+            <w:tcBorders>
+              <w:top w:val="single" w:color="000000" w:sz="4"/>
+              <w:left w:val="single" w:color="000000" w:sz="4"/>
+              <w:bottom w:val="single" w:color="000000" w:sz="4"/>
+              <w:right w:val="single" w:color="000000" w:sz="4"/>
+            </w:tcBorders>
+            <w:shd w:fill="F5F5F5" w:color="auto" w:val="clear"/>
+            <w:tcMar>
+              <w:top w:type="dxa" w:w="170"/>
+              <w:left w:type="dxa" w:w="170"/>
+              <w:bottom w:type="dxa" w:w="170"/>
+              <w:right w:type="dxa" w:w="170"/>
+            </w:tcMar>
+            <w:vAlign w:val="center"/>
+          </w:tcPr>
+          <w:p>
+            <w:pPr>
+              <w:jc w:val="left"/>
+            </w:pPr>
+            <w:r>
+              <w:rPr>
+                <w:rFonts w:ascii="NanumGothic" w:cs="NanumGothic" w:eastAsia="NanumGothic" w:hAnsi="NanumGothic"/>
+                <w:sz w:val="20"/>
+                <w:szCs w:val="20"/>
+              </w:rPr>
+              <w:t xml:space="preserve"/>
+            </w:r>
+          </w:p>
+        </w:tc>
+        <w:tc>
+          <w:tcPr>
+            <w:tcW w:type="dxa" w:w="1247"/>
             <w:tcBorders>
               <w:top w:val="single" w:color="000000" w:sz="4"/>
               <w:left w:val="single" w:color="000000" w:sz="4"/>
@@ -1415,71 +1642,7 @@
         </w:tc>
         <w:tc>
           <w:tcPr>
-            <w:tcW w:type="dxa" w:w="1133"/>
-            <w:tcBorders>
-              <w:top w:val="single" w:color="000000" w:sz="4"/>
-              <w:left w:val="single" w:color="000000" w:sz="4"/>
-              <w:bottom w:val="single" w:color="000000" w:sz="4"/>
-              <w:right w:val="single" w:color="000000" w:sz="4"/>
-            </w:tcBorders>
-            <w:shd w:fill="F5F5F5" w:color="auto" w:val="clear"/>
-            <w:tcMar>
-              <w:top w:type="dxa" w:w="170"/>
-              <w:left w:type="dxa" w:w="170"/>
-              <w:bottom w:type="dxa" w:w="170"/>
-              <w:right w:type="dxa" w:w="170"/>
-            </w:tcMar>
-            <w:vAlign w:val="center"/>
-          </w:tcPr>
-          <w:p>
-            <w:pPr>
-              <w:jc w:val="left"/>
-            </w:pPr>
-            <w:r>
-              <w:rPr>
-                <w:rFonts w:ascii="NanumGothic" w:cs="NanumGothic" w:eastAsia="NanumGothic" w:hAnsi="NanumGothic"/>
-                <w:sz w:val="20"/>
-                <w:szCs w:val="20"/>
-              </w:rPr>
-              <w:t xml:space="preserve"/>
-            </w:r>
-          </w:p>
-        </w:tc>
-        <w:tc>
-          <w:tcPr>
-            <w:tcW w:type="dxa" w:w="1133"/>
-            <w:tcBorders>
-              <w:top w:val="single" w:color="000000" w:sz="4"/>
-              <w:left w:val="single" w:color="000000" w:sz="4"/>
-              <w:bottom w:val="single" w:color="000000" w:sz="4"/>
-              <w:right w:val="single" w:color="000000" w:sz="4"/>
-            </w:tcBorders>
-            <w:shd w:fill="F5F5F5" w:color="auto" w:val="clear"/>
-            <w:tcMar>
-              <w:top w:type="dxa" w:w="170"/>
-              <w:left w:type="dxa" w:w="170"/>
-              <w:bottom w:type="dxa" w:w="170"/>
-              <w:right w:type="dxa" w:w="170"/>
-            </w:tcMar>
-            <w:vAlign w:val="center"/>
-          </w:tcPr>
-          <w:p>
-            <w:pPr>
-              <w:jc w:val="left"/>
-            </w:pPr>
-            <w:r>
-              <w:rPr>
-                <w:rFonts w:ascii="NanumGothic" w:cs="NanumGothic" w:eastAsia="NanumGothic" w:hAnsi="NanumGothic"/>
-                <w:sz w:val="20"/>
-                <w:szCs w:val="20"/>
-              </w:rPr>
-              <w:t xml:space="preserve"/>
-            </w:r>
-          </w:p>
-        </w:tc>
-        <w:tc>
-          <w:tcPr>
-            <w:tcW w:type="dxa" w:w="1133"/>
+            <w:tcW w:type="dxa" w:w="1020"/>
             <w:tcBorders>
               <w:top w:val="single" w:color="000000" w:sz="4"/>
               <w:left w:val="single" w:color="000000" w:sz="4"/>
@@ -1576,7 +1739,7 @@
       </w:tr>
       <w:tr>
         <w:trPr>
-          <w:trHeight w:val="510" w:hRule="atLeast"/>
+          <w:trHeight w:val="453" w:hRule="atLeast"/>
         </w:trPr>
         <w:tc>
           <w:tcPr>
@@ -1612,7 +1775,103 @@
         </w:tc>
         <w:tc>
           <w:tcPr>
-            <w:tcW w:type="dxa" w:w="2721"/>
+            <w:tcW w:type="dxa" w:w="2154"/>
+            <w:tcBorders>
+              <w:top w:val="single" w:color="000000" w:sz="4"/>
+              <w:left w:val="single" w:color="000000" w:sz="4"/>
+              <w:bottom w:val="single" w:color="000000" w:sz="4"/>
+              <w:right w:val="single" w:color="000000" w:sz="4"/>
+            </w:tcBorders>
+            <w:shd w:fill="ffffff" w:color="auto" w:val="clear"/>
+            <w:tcMar>
+              <w:top w:type="dxa" w:w="170"/>
+              <w:left w:type="dxa" w:w="170"/>
+              <w:bottom w:type="dxa" w:w="170"/>
+              <w:right w:type="dxa" w:w="170"/>
+            </w:tcMar>
+            <w:vAlign w:val="center"/>
+          </w:tcPr>
+          <w:p>
+            <w:pPr>
+              <w:jc w:val="left"/>
+            </w:pPr>
+            <w:r>
+              <w:rPr>
+                <w:rFonts w:ascii="NanumGothic" w:cs="NanumGothic" w:eastAsia="NanumGothic" w:hAnsi="NanumGothic"/>
+                <w:sz w:val="20"/>
+                <w:szCs w:val="20"/>
+              </w:rPr>
+              <w:t xml:space="preserve"/>
+            </w:r>
+          </w:p>
+        </w:tc>
+        <w:tc>
+          <w:tcPr>
+            <w:tcW w:type="dxa" w:w="793"/>
+            <w:tcBorders>
+              <w:top w:val="single" w:color="000000" w:sz="4"/>
+              <w:left w:val="single" w:color="000000" w:sz="4"/>
+              <w:bottom w:val="single" w:color="000000" w:sz="4"/>
+              <w:right w:val="single" w:color="000000" w:sz="4"/>
+            </w:tcBorders>
+            <w:shd w:fill="ffffff" w:color="auto" w:val="clear"/>
+            <w:tcMar>
+              <w:top w:type="dxa" w:w="170"/>
+              <w:left w:type="dxa" w:w="170"/>
+              <w:bottom w:type="dxa" w:w="170"/>
+              <w:right w:type="dxa" w:w="170"/>
+            </w:tcMar>
+            <w:vAlign w:val="center"/>
+          </w:tcPr>
+          <w:p>
+            <w:pPr>
+              <w:jc w:val="left"/>
+            </w:pPr>
+            <w:r>
+              <w:rPr>
+                <w:rFonts w:ascii="NanumGothic" w:cs="NanumGothic" w:eastAsia="NanumGothic" w:hAnsi="NanumGothic"/>
+                <w:sz w:val="20"/>
+                <w:szCs w:val="20"/>
+              </w:rPr>
+              <w:t xml:space="preserve"/>
+            </w:r>
+          </w:p>
+        </w:tc>
+        <w:tc>
+          <w:tcPr>
+            <w:tcW w:type="dxa" w:w="907"/>
+            <w:tcBorders>
+              <w:top w:val="single" w:color="000000" w:sz="4"/>
+              <w:left w:val="single" w:color="000000" w:sz="4"/>
+              <w:bottom w:val="single" w:color="000000" w:sz="4"/>
+              <w:right w:val="single" w:color="000000" w:sz="4"/>
+            </w:tcBorders>
+            <w:shd w:fill="ffffff" w:color="auto" w:val="clear"/>
+            <w:tcMar>
+              <w:top w:type="dxa" w:w="170"/>
+              <w:left w:type="dxa" w:w="170"/>
+              <w:bottom w:type="dxa" w:w="170"/>
+              <w:right w:type="dxa" w:w="170"/>
+            </w:tcMar>
+            <w:vAlign w:val="center"/>
+          </w:tcPr>
+          <w:p>
+            <w:pPr>
+              <w:jc w:val="left"/>
+            </w:pPr>
+            <w:r>
+              <w:rPr>
+                <w:rFonts w:ascii="NanumGothic" w:cs="NanumGothic" w:eastAsia="NanumGothic" w:hAnsi="NanumGothic"/>
+                <w:sz w:val="20"/>
+                <w:szCs w:val="20"/>
+              </w:rPr>
+              <w:t xml:space="preserve"/>
+            </w:r>
+          </w:p>
+        </w:tc>
+        <w:tc>
+          <w:tcPr>
+            <w:tcW w:type="dxa" w:w="1247"/>
             <w:tcBorders>
               <w:top w:val="single" w:color="000000" w:sz="4"/>
               <w:left w:val="single" w:color="000000" w:sz="4"/>
@@ -1676,71 +1935,7 @@
         </w:tc>
         <w:tc>
           <w:tcPr>
-            <w:tcW w:type="dxa" w:w="1133"/>
-            <w:tcBorders>
-              <w:top w:val="single" w:color="000000" w:sz="4"/>
-              <w:left w:val="single" w:color="000000" w:sz="4"/>
-              <w:bottom w:val="single" w:color="000000" w:sz="4"/>
-              <w:right w:val="single" w:color="000000" w:sz="4"/>
-            </w:tcBorders>
-            <w:shd w:fill="ffffff" w:color="auto" w:val="clear"/>
-            <w:tcMar>
-              <w:top w:type="dxa" w:w="170"/>
-              <w:left w:type="dxa" w:w="170"/>
-              <w:bottom w:type="dxa" w:w="170"/>
-              <w:right w:type="dxa" w:w="170"/>
-            </w:tcMar>
-            <w:vAlign w:val="center"/>
-          </w:tcPr>
-          <w:p>
-            <w:pPr>
-              <w:jc w:val="left"/>
-            </w:pPr>
-            <w:r>
-              <w:rPr>
-                <w:rFonts w:ascii="NanumGothic" w:cs="NanumGothic" w:eastAsia="NanumGothic" w:hAnsi="NanumGothic"/>
-                <w:sz w:val="20"/>
-                <w:szCs w:val="20"/>
-              </w:rPr>
-              <w:t xml:space="preserve"/>
-            </w:r>
-          </w:p>
-        </w:tc>
-        <w:tc>
-          <w:tcPr>
-            <w:tcW w:type="dxa" w:w="1133"/>
-            <w:tcBorders>
-              <w:top w:val="single" w:color="000000" w:sz="4"/>
-              <w:left w:val="single" w:color="000000" w:sz="4"/>
-              <w:bottom w:val="single" w:color="000000" w:sz="4"/>
-              <w:right w:val="single" w:color="000000" w:sz="4"/>
-            </w:tcBorders>
-            <w:shd w:fill="ffffff" w:color="auto" w:val="clear"/>
-            <w:tcMar>
-              <w:top w:type="dxa" w:w="170"/>
-              <w:left w:type="dxa" w:w="170"/>
-              <w:bottom w:type="dxa" w:w="170"/>
-              <w:right w:type="dxa" w:w="170"/>
-            </w:tcMar>
-            <w:vAlign w:val="center"/>
-          </w:tcPr>
-          <w:p>
-            <w:pPr>
-              <w:jc w:val="left"/>
-            </w:pPr>
-            <w:r>
-              <w:rPr>
-                <w:rFonts w:ascii="NanumGothic" w:cs="NanumGothic" w:eastAsia="NanumGothic" w:hAnsi="NanumGothic"/>
-                <w:sz w:val="20"/>
-                <w:szCs w:val="20"/>
-              </w:rPr>
-              <w:t xml:space="preserve"/>
-            </w:r>
-          </w:p>
-        </w:tc>
-        <w:tc>
-          <w:tcPr>
-            <w:tcW w:type="dxa" w:w="1133"/>
+            <w:tcW w:type="dxa" w:w="1020"/>
             <w:tcBorders>
               <w:top w:val="single" w:color="000000" w:sz="4"/>
               <w:left w:val="single" w:color="000000" w:sz="4"/>
@@ -1837,7 +2032,7 @@
       </w:tr>
       <w:tr>
         <w:trPr>
-          <w:trHeight w:val="510" w:hRule="atLeast"/>
+          <w:trHeight w:val="453" w:hRule="atLeast"/>
         </w:trPr>
         <w:tc>
           <w:tcPr>
@@ -1873,7 +2068,103 @@
         </w:tc>
         <w:tc>
           <w:tcPr>
-            <w:tcW w:type="dxa" w:w="2721"/>
+            <w:tcW w:type="dxa" w:w="2154"/>
+            <w:tcBorders>
+              <w:top w:val="single" w:color="000000" w:sz="4"/>
+              <w:left w:val="single" w:color="000000" w:sz="4"/>
+              <w:bottom w:val="single" w:color="000000" w:sz="4"/>
+              <w:right w:val="single" w:color="000000" w:sz="4"/>
+            </w:tcBorders>
+            <w:shd w:fill="F5F5F5" w:color="auto" w:val="clear"/>
+            <w:tcMar>
+              <w:top w:type="dxa" w:w="170"/>
+              <w:left w:type="dxa" w:w="170"/>
+              <w:bottom w:type="dxa" w:w="170"/>
+              <w:right w:type="dxa" w:w="170"/>
+            </w:tcMar>
+            <w:vAlign w:val="center"/>
+          </w:tcPr>
+          <w:p>
+            <w:pPr>
+              <w:jc w:val="left"/>
+            </w:pPr>
+            <w:r>
+              <w:rPr>
+                <w:rFonts w:ascii="NanumGothic" w:cs="NanumGothic" w:eastAsia="NanumGothic" w:hAnsi="NanumGothic"/>
+                <w:sz w:val="20"/>
+                <w:szCs w:val="20"/>
+              </w:rPr>
+              <w:t xml:space="preserve"/>
+            </w:r>
+          </w:p>
+        </w:tc>
+        <w:tc>
+          <w:tcPr>
+            <w:tcW w:type="dxa" w:w="793"/>
+            <w:tcBorders>
+              <w:top w:val="single" w:color="000000" w:sz="4"/>
+              <w:left w:val="single" w:color="000000" w:sz="4"/>
+              <w:bottom w:val="single" w:color="000000" w:sz="4"/>
+              <w:right w:val="single" w:color="000000" w:sz="4"/>
+            </w:tcBorders>
+            <w:shd w:fill="F5F5F5" w:color="auto" w:val="clear"/>
+            <w:tcMar>
+              <w:top w:type="dxa" w:w="170"/>
+              <w:left w:type="dxa" w:w="170"/>
+              <w:bottom w:type="dxa" w:w="170"/>
+              <w:right w:type="dxa" w:w="170"/>
+            </w:tcMar>
+            <w:vAlign w:val="center"/>
+          </w:tcPr>
+          <w:p>
+            <w:pPr>
+              <w:jc w:val="left"/>
+            </w:pPr>
+            <w:r>
+              <w:rPr>
+                <w:rFonts w:ascii="NanumGothic" w:cs="NanumGothic" w:eastAsia="NanumGothic" w:hAnsi="NanumGothic"/>
+                <w:sz w:val="20"/>
+                <w:szCs w:val="20"/>
+              </w:rPr>
+              <w:t xml:space="preserve"/>
+            </w:r>
+          </w:p>
+        </w:tc>
+        <w:tc>
+          <w:tcPr>
+            <w:tcW w:type="dxa" w:w="907"/>
+            <w:tcBorders>
+              <w:top w:val="single" w:color="000000" w:sz="4"/>
+              <w:left w:val="single" w:color="000000" w:sz="4"/>
+              <w:bottom w:val="single" w:color="000000" w:sz="4"/>
+              <w:right w:val="single" w:color="000000" w:sz="4"/>
+            </w:tcBorders>
+            <w:shd w:fill="F5F5F5" w:color="auto" w:val="clear"/>
+            <w:tcMar>
+              <w:top w:type="dxa" w:w="170"/>
+              <w:left w:type="dxa" w:w="170"/>
+              <w:bottom w:type="dxa" w:w="170"/>
+              <w:right w:type="dxa" w:w="170"/>
+            </w:tcMar>
+            <w:vAlign w:val="center"/>
+          </w:tcPr>
+          <w:p>
+            <w:pPr>
+              <w:jc w:val="left"/>
+            </w:pPr>
+            <w:r>
+              <w:rPr>
+                <w:rFonts w:ascii="NanumGothic" w:cs="NanumGothic" w:eastAsia="NanumGothic" w:hAnsi="NanumGothic"/>
+                <w:sz w:val="20"/>
+                <w:szCs w:val="20"/>
+              </w:rPr>
+              <w:t xml:space="preserve"/>
+            </w:r>
+          </w:p>
+        </w:tc>
+        <w:tc>
+          <w:tcPr>
+            <w:tcW w:type="dxa" w:w="1247"/>
             <w:tcBorders>
               <w:top w:val="single" w:color="000000" w:sz="4"/>
               <w:left w:val="single" w:color="000000" w:sz="4"/>
@@ -1937,71 +2228,7 @@
         </w:tc>
         <w:tc>
           <w:tcPr>
-            <w:tcW w:type="dxa" w:w="1133"/>
-            <w:tcBorders>
-              <w:top w:val="single" w:color="000000" w:sz="4"/>
-              <w:left w:val="single" w:color="000000" w:sz="4"/>
-              <w:bottom w:val="single" w:color="000000" w:sz="4"/>
-              <w:right w:val="single" w:color="000000" w:sz="4"/>
-            </w:tcBorders>
-            <w:shd w:fill="F5F5F5" w:color="auto" w:val="clear"/>
-            <w:tcMar>
-              <w:top w:type="dxa" w:w="170"/>
-              <w:left w:type="dxa" w:w="170"/>
-              <w:bottom w:type="dxa" w:w="170"/>
-              <w:right w:type="dxa" w:w="170"/>
-            </w:tcMar>
-            <w:vAlign w:val="center"/>
-          </w:tcPr>
-          <w:p>
-            <w:pPr>
-              <w:jc w:val="left"/>
-            </w:pPr>
-            <w:r>
-              <w:rPr>
-                <w:rFonts w:ascii="NanumGothic" w:cs="NanumGothic" w:eastAsia="NanumGothic" w:hAnsi="NanumGothic"/>
-                <w:sz w:val="20"/>
-                <w:szCs w:val="20"/>
-              </w:rPr>
-              <w:t xml:space="preserve"/>
-            </w:r>
-          </w:p>
-        </w:tc>
-        <w:tc>
-          <w:tcPr>
-            <w:tcW w:type="dxa" w:w="1133"/>
-            <w:tcBorders>
-              <w:top w:val="single" w:color="000000" w:sz="4"/>
-              <w:left w:val="single" w:color="000000" w:sz="4"/>
-              <w:bottom w:val="single" w:color="000000" w:sz="4"/>
-              <w:right w:val="single" w:color="000000" w:sz="4"/>
-            </w:tcBorders>
-            <w:shd w:fill="F5F5F5" w:color="auto" w:val="clear"/>
-            <w:tcMar>
-              <w:top w:type="dxa" w:w="170"/>
-              <w:left w:type="dxa" w:w="170"/>
-              <w:bottom w:type="dxa" w:w="170"/>
-              <w:right w:type="dxa" w:w="170"/>
-            </w:tcMar>
-            <w:vAlign w:val="center"/>
-          </w:tcPr>
-          <w:p>
-            <w:pPr>
-              <w:jc w:val="left"/>
-            </w:pPr>
-            <w:r>
-              <w:rPr>
-                <w:rFonts w:ascii="NanumGothic" w:cs="NanumGothic" w:eastAsia="NanumGothic" w:hAnsi="NanumGothic"/>
-                <w:sz w:val="20"/>
-                <w:szCs w:val="20"/>
-              </w:rPr>
-              <w:t xml:space="preserve"/>
-            </w:r>
-          </w:p>
-        </w:tc>
-        <w:tc>
-          <w:tcPr>
-            <w:tcW w:type="dxa" w:w="1133"/>
+            <w:tcW w:type="dxa" w:w="1020"/>
             <w:tcBorders>
               <w:top w:val="single" w:color="000000" w:sz="4"/>
               <w:left w:val="single" w:color="000000" w:sz="4"/>
@@ -2098,7 +2325,7 @@
       </w:tr>
       <w:tr>
         <w:trPr>
-          <w:trHeight w:val="510" w:hRule="atLeast"/>
+          <w:trHeight w:val="453" w:hRule="atLeast"/>
         </w:trPr>
         <w:tc>
           <w:tcPr>
@@ -2134,7 +2361,103 @@
         </w:tc>
         <w:tc>
           <w:tcPr>
-            <w:tcW w:type="dxa" w:w="2721"/>
+            <w:tcW w:type="dxa" w:w="2154"/>
+            <w:tcBorders>
+              <w:top w:val="single" w:color="000000" w:sz="4"/>
+              <w:left w:val="single" w:color="000000" w:sz="4"/>
+              <w:bottom w:val="single" w:color="000000" w:sz="4"/>
+              <w:right w:val="single" w:color="000000" w:sz="4"/>
+            </w:tcBorders>
+            <w:shd w:fill="ffffff" w:color="auto" w:val="clear"/>
+            <w:tcMar>
+              <w:top w:type="dxa" w:w="170"/>
+              <w:left w:type="dxa" w:w="170"/>
+              <w:bottom w:type="dxa" w:w="170"/>
+              <w:right w:type="dxa" w:w="170"/>
+            </w:tcMar>
+            <w:vAlign w:val="center"/>
+          </w:tcPr>
+          <w:p>
+            <w:pPr>
+              <w:jc w:val="left"/>
+            </w:pPr>
+            <w:r>
+              <w:rPr>
+                <w:rFonts w:ascii="NanumGothic" w:cs="NanumGothic" w:eastAsia="NanumGothic" w:hAnsi="NanumGothic"/>
+                <w:sz w:val="20"/>
+                <w:szCs w:val="20"/>
+              </w:rPr>
+              <w:t xml:space="preserve"/>
+            </w:r>
+          </w:p>
+        </w:tc>
+        <w:tc>
+          <w:tcPr>
+            <w:tcW w:type="dxa" w:w="793"/>
+            <w:tcBorders>
+              <w:top w:val="single" w:color="000000" w:sz="4"/>
+              <w:left w:val="single" w:color="000000" w:sz="4"/>
+              <w:bottom w:val="single" w:color="000000" w:sz="4"/>
+              <w:right w:val="single" w:color="000000" w:sz="4"/>
+            </w:tcBorders>
+            <w:shd w:fill="ffffff" w:color="auto" w:val="clear"/>
+            <w:tcMar>
+              <w:top w:type="dxa" w:w="170"/>
+              <w:left w:type="dxa" w:w="170"/>
+              <w:bottom w:type="dxa" w:w="170"/>
+              <w:right w:type="dxa" w:w="170"/>
+            </w:tcMar>
+            <w:vAlign w:val="center"/>
+          </w:tcPr>
+          <w:p>
+            <w:pPr>
+              <w:jc w:val="left"/>
+            </w:pPr>
+            <w:r>
+              <w:rPr>
+                <w:rFonts w:ascii="NanumGothic" w:cs="NanumGothic" w:eastAsia="NanumGothic" w:hAnsi="NanumGothic"/>
+                <w:sz w:val="20"/>
+                <w:szCs w:val="20"/>
+              </w:rPr>
+              <w:t xml:space="preserve"/>
+            </w:r>
+          </w:p>
+        </w:tc>
+        <w:tc>
+          <w:tcPr>
+            <w:tcW w:type="dxa" w:w="907"/>
+            <w:tcBorders>
+              <w:top w:val="single" w:color="000000" w:sz="4"/>
+              <w:left w:val="single" w:color="000000" w:sz="4"/>
+              <w:bottom w:val="single" w:color="000000" w:sz="4"/>
+              <w:right w:val="single" w:color="000000" w:sz="4"/>
+            </w:tcBorders>
+            <w:shd w:fill="ffffff" w:color="auto" w:val="clear"/>
+            <w:tcMar>
+              <w:top w:type="dxa" w:w="170"/>
+              <w:left w:type="dxa" w:w="170"/>
+              <w:bottom w:type="dxa" w:w="170"/>
+              <w:right w:type="dxa" w:w="170"/>
+            </w:tcMar>
+            <w:vAlign w:val="center"/>
+          </w:tcPr>
+          <w:p>
+            <w:pPr>
+              <w:jc w:val="left"/>
+            </w:pPr>
+            <w:r>
+              <w:rPr>
+                <w:rFonts w:ascii="NanumGothic" w:cs="NanumGothic" w:eastAsia="NanumGothic" w:hAnsi="NanumGothic"/>
+                <w:sz w:val="20"/>
+                <w:szCs w:val="20"/>
+              </w:rPr>
+              <w:t xml:space="preserve"/>
+            </w:r>
+          </w:p>
+        </w:tc>
+        <w:tc>
+          <w:tcPr>
+            <w:tcW w:type="dxa" w:w="1247"/>
             <w:tcBorders>
               <w:top w:val="single" w:color="000000" w:sz="4"/>
               <w:left w:val="single" w:color="000000" w:sz="4"/>
@@ -2198,71 +2521,7 @@
         </w:tc>
         <w:tc>
           <w:tcPr>
-            <w:tcW w:type="dxa" w:w="1133"/>
-            <w:tcBorders>
-              <w:top w:val="single" w:color="000000" w:sz="4"/>
-              <w:left w:val="single" w:color="000000" w:sz="4"/>
-              <w:bottom w:val="single" w:color="000000" w:sz="4"/>
-              <w:right w:val="single" w:color="000000" w:sz="4"/>
-            </w:tcBorders>
-            <w:shd w:fill="ffffff" w:color="auto" w:val="clear"/>
-            <w:tcMar>
-              <w:top w:type="dxa" w:w="170"/>
-              <w:left w:type="dxa" w:w="170"/>
-              <w:bottom w:type="dxa" w:w="170"/>
-              <w:right w:type="dxa" w:w="170"/>
-            </w:tcMar>
-            <w:vAlign w:val="center"/>
-          </w:tcPr>
-          <w:p>
-            <w:pPr>
-              <w:jc w:val="left"/>
-            </w:pPr>
-            <w:r>
-              <w:rPr>
-                <w:rFonts w:ascii="NanumGothic" w:cs="NanumGothic" w:eastAsia="NanumGothic" w:hAnsi="NanumGothic"/>
-                <w:sz w:val="20"/>
-                <w:szCs w:val="20"/>
-              </w:rPr>
-              <w:t xml:space="preserve"/>
-            </w:r>
-          </w:p>
-        </w:tc>
-        <w:tc>
-          <w:tcPr>
-            <w:tcW w:type="dxa" w:w="1133"/>
-            <w:tcBorders>
-              <w:top w:val="single" w:color="000000" w:sz="4"/>
-              <w:left w:val="single" w:color="000000" w:sz="4"/>
-              <w:bottom w:val="single" w:color="000000" w:sz="4"/>
-              <w:right w:val="single" w:color="000000" w:sz="4"/>
-            </w:tcBorders>
-            <w:shd w:fill="ffffff" w:color="auto" w:val="clear"/>
-            <w:tcMar>
-              <w:top w:type="dxa" w:w="170"/>
-              <w:left w:type="dxa" w:w="170"/>
-              <w:bottom w:type="dxa" w:w="170"/>
-              <w:right w:type="dxa" w:w="170"/>
-            </w:tcMar>
-            <w:vAlign w:val="center"/>
-          </w:tcPr>
-          <w:p>
-            <w:pPr>
-              <w:jc w:val="left"/>
-            </w:pPr>
-            <w:r>
-              <w:rPr>
-                <w:rFonts w:ascii="NanumGothic" w:cs="NanumGothic" w:eastAsia="NanumGothic" w:hAnsi="NanumGothic"/>
-                <w:sz w:val="20"/>
-                <w:szCs w:val="20"/>
-              </w:rPr>
-              <w:t xml:space="preserve"/>
-            </w:r>
-          </w:p>
-        </w:tc>
-        <w:tc>
-          <w:tcPr>
-            <w:tcW w:type="dxa" w:w="1133"/>
+            <w:tcW w:type="dxa" w:w="1020"/>
             <w:tcBorders>
               <w:top w:val="single" w:color="000000" w:sz="4"/>
               <w:left w:val="single" w:color="000000" w:sz="4"/>
@@ -2359,7 +2618,7 @@
       </w:tr>
       <w:tr>
         <w:trPr>
-          <w:trHeight w:val="510" w:hRule="atLeast"/>
+          <w:trHeight w:val="453" w:hRule="atLeast"/>
         </w:trPr>
         <w:tc>
           <w:tcPr>
@@ -2395,7 +2654,103 @@
         </w:tc>
         <w:tc>
           <w:tcPr>
-            <w:tcW w:type="dxa" w:w="2721"/>
+            <w:tcW w:type="dxa" w:w="2154"/>
+            <w:tcBorders>
+              <w:top w:val="single" w:color="000000" w:sz="4"/>
+              <w:left w:val="single" w:color="000000" w:sz="4"/>
+              <w:bottom w:val="single" w:color="000000" w:sz="4"/>
+              <w:right w:val="single" w:color="000000" w:sz="4"/>
+            </w:tcBorders>
+            <w:shd w:fill="F5F5F5" w:color="auto" w:val="clear"/>
+            <w:tcMar>
+              <w:top w:type="dxa" w:w="170"/>
+              <w:left w:type="dxa" w:w="170"/>
+              <w:bottom w:type="dxa" w:w="170"/>
+              <w:right w:type="dxa" w:w="170"/>
+            </w:tcMar>
+            <w:vAlign w:val="center"/>
+          </w:tcPr>
+          <w:p>
+            <w:pPr>
+              <w:jc w:val="left"/>
+            </w:pPr>
+            <w:r>
+              <w:rPr>
+                <w:rFonts w:ascii="NanumGothic" w:cs="NanumGothic" w:eastAsia="NanumGothic" w:hAnsi="NanumGothic"/>
+                <w:sz w:val="20"/>
+                <w:szCs w:val="20"/>
+              </w:rPr>
+              <w:t xml:space="preserve"/>
+            </w:r>
+          </w:p>
+        </w:tc>
+        <w:tc>
+          <w:tcPr>
+            <w:tcW w:type="dxa" w:w="793"/>
+            <w:tcBorders>
+              <w:top w:val="single" w:color="000000" w:sz="4"/>
+              <w:left w:val="single" w:color="000000" w:sz="4"/>
+              <w:bottom w:val="single" w:color="000000" w:sz="4"/>
+              <w:right w:val="single" w:color="000000" w:sz="4"/>
+            </w:tcBorders>
+            <w:shd w:fill="F5F5F5" w:color="auto" w:val="clear"/>
+            <w:tcMar>
+              <w:top w:type="dxa" w:w="170"/>
+              <w:left w:type="dxa" w:w="170"/>
+              <w:bottom w:type="dxa" w:w="170"/>
+              <w:right w:type="dxa" w:w="170"/>
+            </w:tcMar>
+            <w:vAlign w:val="center"/>
+          </w:tcPr>
+          <w:p>
+            <w:pPr>
+              <w:jc w:val="left"/>
+            </w:pPr>
+            <w:r>
+              <w:rPr>
+                <w:rFonts w:ascii="NanumGothic" w:cs="NanumGothic" w:eastAsia="NanumGothic" w:hAnsi="NanumGothic"/>
+                <w:sz w:val="20"/>
+                <w:szCs w:val="20"/>
+              </w:rPr>
+              <w:t xml:space="preserve"/>
+            </w:r>
+          </w:p>
+        </w:tc>
+        <w:tc>
+          <w:tcPr>
+            <w:tcW w:type="dxa" w:w="907"/>
+            <w:tcBorders>
+              <w:top w:val="single" w:color="000000" w:sz="4"/>
+              <w:left w:val="single" w:color="000000" w:sz="4"/>
+              <w:bottom w:val="single" w:color="000000" w:sz="4"/>
+              <w:right w:val="single" w:color="000000" w:sz="4"/>
+            </w:tcBorders>
+            <w:shd w:fill="F5F5F5" w:color="auto" w:val="clear"/>
+            <w:tcMar>
+              <w:top w:type="dxa" w:w="170"/>
+              <w:left w:type="dxa" w:w="170"/>
+              <w:bottom w:type="dxa" w:w="170"/>
+              <w:right w:type="dxa" w:w="170"/>
+            </w:tcMar>
+            <w:vAlign w:val="center"/>
+          </w:tcPr>
+          <w:p>
+            <w:pPr>
+              <w:jc w:val="left"/>
+            </w:pPr>
+            <w:r>
+              <w:rPr>
+                <w:rFonts w:ascii="NanumGothic" w:cs="NanumGothic" w:eastAsia="NanumGothic" w:hAnsi="NanumGothic"/>
+                <w:sz w:val="20"/>
+                <w:szCs w:val="20"/>
+              </w:rPr>
+              <w:t xml:space="preserve"/>
+            </w:r>
+          </w:p>
+        </w:tc>
+        <w:tc>
+          <w:tcPr>
+            <w:tcW w:type="dxa" w:w="1247"/>
             <w:tcBorders>
               <w:top w:val="single" w:color="000000" w:sz="4"/>
               <w:left w:val="single" w:color="000000" w:sz="4"/>
@@ -2459,71 +2814,7 @@
         </w:tc>
         <w:tc>
           <w:tcPr>
-            <w:tcW w:type="dxa" w:w="1133"/>
-            <w:tcBorders>
-              <w:top w:val="single" w:color="000000" w:sz="4"/>
-              <w:left w:val="single" w:color="000000" w:sz="4"/>
-              <w:bottom w:val="single" w:color="000000" w:sz="4"/>
-              <w:right w:val="single" w:color="000000" w:sz="4"/>
-            </w:tcBorders>
-            <w:shd w:fill="F5F5F5" w:color="auto" w:val="clear"/>
-            <w:tcMar>
-              <w:top w:type="dxa" w:w="170"/>
-              <w:left w:type="dxa" w:w="170"/>
-              <w:bottom w:type="dxa" w:w="170"/>
-              <w:right w:type="dxa" w:w="170"/>
-            </w:tcMar>
-            <w:vAlign w:val="center"/>
-          </w:tcPr>
-          <w:p>
-            <w:pPr>
-              <w:jc w:val="left"/>
-            </w:pPr>
-            <w:r>
-              <w:rPr>
-                <w:rFonts w:ascii="NanumGothic" w:cs="NanumGothic" w:eastAsia="NanumGothic" w:hAnsi="NanumGothic"/>
-                <w:sz w:val="20"/>
-                <w:szCs w:val="20"/>
-              </w:rPr>
-              <w:t xml:space="preserve"/>
-            </w:r>
-          </w:p>
-        </w:tc>
-        <w:tc>
-          <w:tcPr>
-            <w:tcW w:type="dxa" w:w="1133"/>
-            <w:tcBorders>
-              <w:top w:val="single" w:color="000000" w:sz="4"/>
-              <w:left w:val="single" w:color="000000" w:sz="4"/>
-              <w:bottom w:val="single" w:color="000000" w:sz="4"/>
-              <w:right w:val="single" w:color="000000" w:sz="4"/>
-            </w:tcBorders>
-            <w:shd w:fill="F5F5F5" w:color="auto" w:val="clear"/>
-            <w:tcMar>
-              <w:top w:type="dxa" w:w="170"/>
-              <w:left w:type="dxa" w:w="170"/>
-              <w:bottom w:type="dxa" w:w="170"/>
-              <w:right w:type="dxa" w:w="170"/>
-            </w:tcMar>
-            <w:vAlign w:val="center"/>
-          </w:tcPr>
-          <w:p>
-            <w:pPr>
-              <w:jc w:val="left"/>
-            </w:pPr>
-            <w:r>
-              <w:rPr>
-                <w:rFonts w:ascii="NanumGothic" w:cs="NanumGothic" w:eastAsia="NanumGothic" w:hAnsi="NanumGothic"/>
-                <w:sz w:val="20"/>
-                <w:szCs w:val="20"/>
-              </w:rPr>
-              <w:t xml:space="preserve"/>
-            </w:r>
-          </w:p>
-        </w:tc>
-        <w:tc>
-          <w:tcPr>
-            <w:tcW w:type="dxa" w:w="1133"/>
+            <w:tcW w:type="dxa" w:w="1020"/>
             <w:tcBorders>
               <w:top w:val="single" w:color="000000" w:sz="4"/>
               <w:left w:val="single" w:color="000000" w:sz="4"/>
@@ -2620,7 +2911,7 @@
       </w:tr>
       <w:tr>
         <w:trPr>
-          <w:trHeight w:val="510" w:hRule="atLeast"/>
+          <w:trHeight w:val="453" w:hRule="atLeast"/>
         </w:trPr>
         <w:tc>
           <w:tcPr>
@@ -2656,7 +2947,103 @@
         </w:tc>
         <w:tc>
           <w:tcPr>
-            <w:tcW w:type="dxa" w:w="2721"/>
+            <w:tcW w:type="dxa" w:w="2154"/>
+            <w:tcBorders>
+              <w:top w:val="single" w:color="000000" w:sz="4"/>
+              <w:left w:val="single" w:color="000000" w:sz="4"/>
+              <w:bottom w:val="single" w:color="000000" w:sz="4"/>
+              <w:right w:val="single" w:color="000000" w:sz="4"/>
+            </w:tcBorders>
+            <w:shd w:fill="ffffff" w:color="auto" w:val="clear"/>
+            <w:tcMar>
+              <w:top w:type="dxa" w:w="170"/>
+              <w:left w:type="dxa" w:w="170"/>
+              <w:bottom w:type="dxa" w:w="170"/>
+              <w:right w:type="dxa" w:w="170"/>
+            </w:tcMar>
+            <w:vAlign w:val="center"/>
+          </w:tcPr>
+          <w:p>
+            <w:pPr>
+              <w:jc w:val="left"/>
+            </w:pPr>
+            <w:r>
+              <w:rPr>
+                <w:rFonts w:ascii="NanumGothic" w:cs="NanumGothic" w:eastAsia="NanumGothic" w:hAnsi="NanumGothic"/>
+                <w:sz w:val="20"/>
+                <w:szCs w:val="20"/>
+              </w:rPr>
+              <w:t xml:space="preserve"/>
+            </w:r>
+          </w:p>
+        </w:tc>
+        <w:tc>
+          <w:tcPr>
+            <w:tcW w:type="dxa" w:w="793"/>
+            <w:tcBorders>
+              <w:top w:val="single" w:color="000000" w:sz="4"/>
+              <w:left w:val="single" w:color="000000" w:sz="4"/>
+              <w:bottom w:val="single" w:color="000000" w:sz="4"/>
+              <w:right w:val="single" w:color="000000" w:sz="4"/>
+            </w:tcBorders>
+            <w:shd w:fill="ffffff" w:color="auto" w:val="clear"/>
+            <w:tcMar>
+              <w:top w:type="dxa" w:w="170"/>
+              <w:left w:type="dxa" w:w="170"/>
+              <w:bottom w:type="dxa" w:w="170"/>
+              <w:right w:type="dxa" w:w="170"/>
+            </w:tcMar>
+            <w:vAlign w:val="center"/>
+          </w:tcPr>
+          <w:p>
+            <w:pPr>
+              <w:jc w:val="left"/>
+            </w:pPr>
+            <w:r>
+              <w:rPr>
+                <w:rFonts w:ascii="NanumGothic" w:cs="NanumGothic" w:eastAsia="NanumGothic" w:hAnsi="NanumGothic"/>
+                <w:sz w:val="20"/>
+                <w:szCs w:val="20"/>
+              </w:rPr>
+              <w:t xml:space="preserve"/>
+            </w:r>
+          </w:p>
+        </w:tc>
+        <w:tc>
+          <w:tcPr>
+            <w:tcW w:type="dxa" w:w="907"/>
+            <w:tcBorders>
+              <w:top w:val="single" w:color="000000" w:sz="4"/>
+              <w:left w:val="single" w:color="000000" w:sz="4"/>
+              <w:bottom w:val="single" w:color="000000" w:sz="4"/>
+              <w:right w:val="single" w:color="000000" w:sz="4"/>
+            </w:tcBorders>
+            <w:shd w:fill="ffffff" w:color="auto" w:val="clear"/>
+            <w:tcMar>
+              <w:top w:type="dxa" w:w="170"/>
+              <w:left w:type="dxa" w:w="170"/>
+              <w:bottom w:type="dxa" w:w="170"/>
+              <w:right w:type="dxa" w:w="170"/>
+            </w:tcMar>
+            <w:vAlign w:val="center"/>
+          </w:tcPr>
+          <w:p>
+            <w:pPr>
+              <w:jc w:val="left"/>
+            </w:pPr>
+            <w:r>
+              <w:rPr>
+                <w:rFonts w:ascii="NanumGothic" w:cs="NanumGothic" w:eastAsia="NanumGothic" w:hAnsi="NanumGothic"/>
+                <w:sz w:val="20"/>
+                <w:szCs w:val="20"/>
+              </w:rPr>
+              <w:t xml:space="preserve"/>
+            </w:r>
+          </w:p>
+        </w:tc>
+        <w:tc>
+          <w:tcPr>
+            <w:tcW w:type="dxa" w:w="1247"/>
             <w:tcBorders>
               <w:top w:val="single" w:color="000000" w:sz="4"/>
               <w:left w:val="single" w:color="000000" w:sz="4"/>
@@ -2720,71 +3107,7 @@
         </w:tc>
         <w:tc>
           <w:tcPr>
-            <w:tcW w:type="dxa" w:w="1133"/>
-            <w:tcBorders>
-              <w:top w:val="single" w:color="000000" w:sz="4"/>
-              <w:left w:val="single" w:color="000000" w:sz="4"/>
-              <w:bottom w:val="single" w:color="000000" w:sz="4"/>
-              <w:right w:val="single" w:color="000000" w:sz="4"/>
-            </w:tcBorders>
-            <w:shd w:fill="ffffff" w:color="auto" w:val="clear"/>
-            <w:tcMar>
-              <w:top w:type="dxa" w:w="170"/>
-              <w:left w:type="dxa" w:w="170"/>
-              <w:bottom w:type="dxa" w:w="170"/>
-              <w:right w:type="dxa" w:w="170"/>
-            </w:tcMar>
-            <w:vAlign w:val="center"/>
-          </w:tcPr>
-          <w:p>
-            <w:pPr>
-              <w:jc w:val="left"/>
-            </w:pPr>
-            <w:r>
-              <w:rPr>
-                <w:rFonts w:ascii="NanumGothic" w:cs="NanumGothic" w:eastAsia="NanumGothic" w:hAnsi="NanumGothic"/>
-                <w:sz w:val="20"/>
-                <w:szCs w:val="20"/>
-              </w:rPr>
-              <w:t xml:space="preserve"/>
-            </w:r>
-          </w:p>
-        </w:tc>
-        <w:tc>
-          <w:tcPr>
-            <w:tcW w:type="dxa" w:w="1133"/>
-            <w:tcBorders>
-              <w:top w:val="single" w:color="000000" w:sz="4"/>
-              <w:left w:val="single" w:color="000000" w:sz="4"/>
-              <w:bottom w:val="single" w:color="000000" w:sz="4"/>
-              <w:right w:val="single" w:color="000000" w:sz="4"/>
-            </w:tcBorders>
-            <w:shd w:fill="ffffff" w:color="auto" w:val="clear"/>
-            <w:tcMar>
-              <w:top w:type="dxa" w:w="170"/>
-              <w:left w:type="dxa" w:w="170"/>
-              <w:bottom w:type="dxa" w:w="170"/>
-              <w:right w:type="dxa" w:w="170"/>
-            </w:tcMar>
-            <w:vAlign w:val="center"/>
-          </w:tcPr>
-          <w:p>
-            <w:pPr>
-              <w:jc w:val="left"/>
-            </w:pPr>
-            <w:r>
-              <w:rPr>
-                <w:rFonts w:ascii="NanumGothic" w:cs="NanumGothic" w:eastAsia="NanumGothic" w:hAnsi="NanumGothic"/>
-                <w:sz w:val="20"/>
-                <w:szCs w:val="20"/>
-              </w:rPr>
-              <w:t xml:space="preserve"/>
-            </w:r>
-          </w:p>
-        </w:tc>
-        <w:tc>
-          <w:tcPr>
-            <w:tcW w:type="dxa" w:w="1133"/>
+            <w:tcW w:type="dxa" w:w="1020"/>
             <w:tcBorders>
               <w:top w:val="single" w:color="000000" w:sz="4"/>
               <w:left w:val="single" w:color="000000" w:sz="4"/>
@@ -2881,7 +3204,7 @@
       </w:tr>
       <w:tr>
         <w:trPr>
-          <w:trHeight w:val="510" w:hRule="atLeast"/>
+          <w:trHeight w:val="453" w:hRule="atLeast"/>
         </w:trPr>
         <w:tc>
           <w:tcPr>
@@ -2917,7 +3240,103 @@
         </w:tc>
         <w:tc>
           <w:tcPr>
-            <w:tcW w:type="dxa" w:w="2721"/>
+            <w:tcW w:type="dxa" w:w="2154"/>
+            <w:tcBorders>
+              <w:top w:val="single" w:color="000000" w:sz="4"/>
+              <w:left w:val="single" w:color="000000" w:sz="4"/>
+              <w:bottom w:val="single" w:color="000000" w:sz="4"/>
+              <w:right w:val="single" w:color="000000" w:sz="4"/>
+            </w:tcBorders>
+            <w:shd w:fill="F5F5F5" w:color="auto" w:val="clear"/>
+            <w:tcMar>
+              <w:top w:type="dxa" w:w="170"/>
+              <w:left w:type="dxa" w:w="170"/>
+              <w:bottom w:type="dxa" w:w="170"/>
+              <w:right w:type="dxa" w:w="170"/>
+            </w:tcMar>
+            <w:vAlign w:val="center"/>
+          </w:tcPr>
+          <w:p>
+            <w:pPr>
+              <w:jc w:val="left"/>
+            </w:pPr>
+            <w:r>
+              <w:rPr>
+                <w:rFonts w:ascii="NanumGothic" w:cs="NanumGothic" w:eastAsia="NanumGothic" w:hAnsi="NanumGothic"/>
+                <w:sz w:val="20"/>
+                <w:szCs w:val="20"/>
+              </w:rPr>
+              <w:t xml:space="preserve"/>
+            </w:r>
+          </w:p>
+        </w:tc>
+        <w:tc>
+          <w:tcPr>
+            <w:tcW w:type="dxa" w:w="793"/>
+            <w:tcBorders>
+              <w:top w:val="single" w:color="000000" w:sz="4"/>
+              <w:left w:val="single" w:color="000000" w:sz="4"/>
+              <w:bottom w:val="single" w:color="000000" w:sz="4"/>
+              <w:right w:val="single" w:color="000000" w:sz="4"/>
+            </w:tcBorders>
+            <w:shd w:fill="F5F5F5" w:color="auto" w:val="clear"/>
+            <w:tcMar>
+              <w:top w:type="dxa" w:w="170"/>
+              <w:left w:type="dxa" w:w="170"/>
+              <w:bottom w:type="dxa" w:w="170"/>
+              <w:right w:type="dxa" w:w="170"/>
+            </w:tcMar>
+            <w:vAlign w:val="center"/>
+          </w:tcPr>
+          <w:p>
+            <w:pPr>
+              <w:jc w:val="left"/>
+            </w:pPr>
+            <w:r>
+              <w:rPr>
+                <w:rFonts w:ascii="NanumGothic" w:cs="NanumGothic" w:eastAsia="NanumGothic" w:hAnsi="NanumGothic"/>
+                <w:sz w:val="20"/>
+                <w:szCs w:val="20"/>
+              </w:rPr>
+              <w:t xml:space="preserve"/>
+            </w:r>
+          </w:p>
+        </w:tc>
+        <w:tc>
+          <w:tcPr>
+            <w:tcW w:type="dxa" w:w="907"/>
+            <w:tcBorders>
+              <w:top w:val="single" w:color="000000" w:sz="4"/>
+              <w:left w:val="single" w:color="000000" w:sz="4"/>
+              <w:bottom w:val="single" w:color="000000" w:sz="4"/>
+              <w:right w:val="single" w:color="000000" w:sz="4"/>
+            </w:tcBorders>
+            <w:shd w:fill="F5F5F5" w:color="auto" w:val="clear"/>
+            <w:tcMar>
+              <w:top w:type="dxa" w:w="170"/>
+              <w:left w:type="dxa" w:w="170"/>
+              <w:bottom w:type="dxa" w:w="170"/>
+              <w:right w:type="dxa" w:w="170"/>
+            </w:tcMar>
+            <w:vAlign w:val="center"/>
+          </w:tcPr>
+          <w:p>
+            <w:pPr>
+              <w:jc w:val="left"/>
+            </w:pPr>
+            <w:r>
+              <w:rPr>
+                <w:rFonts w:ascii="NanumGothic" w:cs="NanumGothic" w:eastAsia="NanumGothic" w:hAnsi="NanumGothic"/>
+                <w:sz w:val="20"/>
+                <w:szCs w:val="20"/>
+              </w:rPr>
+              <w:t xml:space="preserve"/>
+            </w:r>
+          </w:p>
+        </w:tc>
+        <w:tc>
+          <w:tcPr>
+            <w:tcW w:type="dxa" w:w="1247"/>
             <w:tcBorders>
               <w:top w:val="single" w:color="000000" w:sz="4"/>
               <w:left w:val="single" w:color="000000" w:sz="4"/>
@@ -2981,6 +3400,38 @@
         </w:tc>
         <w:tc>
           <w:tcPr>
+            <w:tcW w:type="dxa" w:w="1020"/>
+            <w:tcBorders>
+              <w:top w:val="single" w:color="000000" w:sz="4"/>
+              <w:left w:val="single" w:color="000000" w:sz="4"/>
+              <w:bottom w:val="single" w:color="000000" w:sz="4"/>
+              <w:right w:val="single" w:color="000000" w:sz="4"/>
+            </w:tcBorders>
+            <w:shd w:fill="F5F5F5" w:color="auto" w:val="clear"/>
+            <w:tcMar>
+              <w:top w:type="dxa" w:w="170"/>
+              <w:left w:type="dxa" w:w="170"/>
+              <w:bottom w:type="dxa" w:w="170"/>
+              <w:right w:type="dxa" w:w="170"/>
+            </w:tcMar>
+            <w:vAlign w:val="center"/>
+          </w:tcPr>
+          <w:p>
+            <w:pPr>
+              <w:jc w:val="left"/>
+            </w:pPr>
+            <w:r>
+              <w:rPr>
+                <w:rFonts w:ascii="NanumGothic" w:cs="NanumGothic" w:eastAsia="NanumGothic" w:hAnsi="NanumGothic"/>
+                <w:sz w:val="20"/>
+                <w:szCs w:val="20"/>
+              </w:rPr>
+              <w:t xml:space="preserve"/>
+            </w:r>
+          </w:p>
+        </w:tc>
+        <w:tc>
+          <w:tcPr>
             <w:tcW w:type="dxa" w:w="1133"/>
             <w:tcBorders>
               <w:top w:val="single" w:color="000000" w:sz="4"/>
@@ -3013,6 +3464,267 @@
         </w:tc>
         <w:tc>
           <w:tcPr>
+            <w:tcW w:type="dxa" w:w="793"/>
+            <w:tcBorders>
+              <w:top w:val="single" w:color="000000" w:sz="4"/>
+              <w:left w:val="single" w:color="000000" w:sz="4"/>
+              <w:bottom w:val="single" w:color="000000" w:sz="4"/>
+              <w:right w:val="single" w:color="000000" w:sz="4"/>
+            </w:tcBorders>
+            <w:shd w:fill="F5F5F5" w:color="auto" w:val="clear"/>
+            <w:tcMar>
+              <w:top w:type="dxa" w:w="170"/>
+              <w:left w:type="dxa" w:w="170"/>
+              <w:bottom w:type="dxa" w:w="170"/>
+              <w:right w:type="dxa" w:w="170"/>
+            </w:tcMar>
+            <w:vAlign w:val="center"/>
+          </w:tcPr>
+          <w:p>
+            <w:pPr>
+              <w:jc w:val="left"/>
+            </w:pPr>
+            <w:r>
+              <w:rPr>
+                <w:rFonts w:ascii="NanumGothic" w:cs="NanumGothic" w:eastAsia="NanumGothic" w:hAnsi="NanumGothic"/>
+                <w:sz w:val="20"/>
+                <w:szCs w:val="20"/>
+              </w:rPr>
+              <w:t xml:space="preserve"/>
+            </w:r>
+          </w:p>
+        </w:tc>
+      </w:tr>
+      <w:tr>
+        <w:trPr>
+          <w:trHeight w:val="453" w:hRule="atLeast"/>
+        </w:trPr>
+        <w:tc>
+          <w:tcPr>
+            <w:tcW w:type="dxa" w:w="566"/>
+            <w:tcBorders>
+              <w:top w:val="single" w:color="000000" w:sz="4"/>
+              <w:left w:val="single" w:color="000000" w:sz="4"/>
+              <w:bottom w:val="single" w:color="000000" w:sz="4"/>
+              <w:right w:val="single" w:color="000000" w:sz="4"/>
+            </w:tcBorders>
+            <w:shd w:fill="ffffff" w:color="auto" w:val="clear"/>
+            <w:tcMar>
+              <w:top w:type="dxa" w:w="170"/>
+              <w:left w:type="dxa" w:w="170"/>
+              <w:bottom w:type="dxa" w:w="170"/>
+              <w:right w:type="dxa" w:w="170"/>
+            </w:tcMar>
+            <w:vAlign w:val="center"/>
+          </w:tcPr>
+          <w:p>
+            <w:pPr>
+              <w:jc w:val="left"/>
+            </w:pPr>
+            <w:r>
+              <w:rPr>
+                <w:rFonts w:ascii="NanumGothic" w:cs="NanumGothic" w:eastAsia="NanumGothic" w:hAnsi="NanumGothic"/>
+                <w:sz w:val="20"/>
+                <w:szCs w:val="20"/>
+              </w:rPr>
+              <w:t xml:space="preserve"/>
+            </w:r>
+          </w:p>
+        </w:tc>
+        <w:tc>
+          <w:tcPr>
+            <w:tcW w:type="dxa" w:w="2154"/>
+            <w:tcBorders>
+              <w:top w:val="single" w:color="000000" w:sz="4"/>
+              <w:left w:val="single" w:color="000000" w:sz="4"/>
+              <w:bottom w:val="single" w:color="000000" w:sz="4"/>
+              <w:right w:val="single" w:color="000000" w:sz="4"/>
+            </w:tcBorders>
+            <w:shd w:fill="ffffff" w:color="auto" w:val="clear"/>
+            <w:tcMar>
+              <w:top w:type="dxa" w:w="170"/>
+              <w:left w:type="dxa" w:w="170"/>
+              <w:bottom w:type="dxa" w:w="170"/>
+              <w:right w:type="dxa" w:w="170"/>
+            </w:tcMar>
+            <w:vAlign w:val="center"/>
+          </w:tcPr>
+          <w:p>
+            <w:pPr>
+              <w:jc w:val="left"/>
+            </w:pPr>
+            <w:r>
+              <w:rPr>
+                <w:rFonts w:ascii="NanumGothic" w:cs="NanumGothic" w:eastAsia="NanumGothic" w:hAnsi="NanumGothic"/>
+                <w:sz w:val="20"/>
+                <w:szCs w:val="20"/>
+              </w:rPr>
+              <w:t xml:space="preserve"/>
+            </w:r>
+          </w:p>
+        </w:tc>
+        <w:tc>
+          <w:tcPr>
+            <w:tcW w:type="dxa" w:w="793"/>
+            <w:tcBorders>
+              <w:top w:val="single" w:color="000000" w:sz="4"/>
+              <w:left w:val="single" w:color="000000" w:sz="4"/>
+              <w:bottom w:val="single" w:color="000000" w:sz="4"/>
+              <w:right w:val="single" w:color="000000" w:sz="4"/>
+            </w:tcBorders>
+            <w:shd w:fill="ffffff" w:color="auto" w:val="clear"/>
+            <w:tcMar>
+              <w:top w:type="dxa" w:w="170"/>
+              <w:left w:type="dxa" w:w="170"/>
+              <w:bottom w:type="dxa" w:w="170"/>
+              <w:right w:type="dxa" w:w="170"/>
+            </w:tcMar>
+            <w:vAlign w:val="center"/>
+          </w:tcPr>
+          <w:p>
+            <w:pPr>
+              <w:jc w:val="left"/>
+            </w:pPr>
+            <w:r>
+              <w:rPr>
+                <w:rFonts w:ascii="NanumGothic" w:cs="NanumGothic" w:eastAsia="NanumGothic" w:hAnsi="NanumGothic"/>
+                <w:sz w:val="20"/>
+                <w:szCs w:val="20"/>
+              </w:rPr>
+              <w:t xml:space="preserve"/>
+            </w:r>
+          </w:p>
+        </w:tc>
+        <w:tc>
+          <w:tcPr>
+            <w:tcW w:type="dxa" w:w="907"/>
+            <w:tcBorders>
+              <w:top w:val="single" w:color="000000" w:sz="4"/>
+              <w:left w:val="single" w:color="000000" w:sz="4"/>
+              <w:bottom w:val="single" w:color="000000" w:sz="4"/>
+              <w:right w:val="single" w:color="000000" w:sz="4"/>
+            </w:tcBorders>
+            <w:shd w:fill="ffffff" w:color="auto" w:val="clear"/>
+            <w:tcMar>
+              <w:top w:type="dxa" w:w="170"/>
+              <w:left w:type="dxa" w:w="170"/>
+              <w:bottom w:type="dxa" w:w="170"/>
+              <w:right w:type="dxa" w:w="170"/>
+            </w:tcMar>
+            <w:vAlign w:val="center"/>
+          </w:tcPr>
+          <w:p>
+            <w:pPr>
+              <w:jc w:val="left"/>
+            </w:pPr>
+            <w:r>
+              <w:rPr>
+                <w:rFonts w:ascii="NanumGothic" w:cs="NanumGothic" w:eastAsia="NanumGothic" w:hAnsi="NanumGothic"/>
+                <w:sz w:val="20"/>
+                <w:szCs w:val="20"/>
+              </w:rPr>
+              <w:t xml:space="preserve"/>
+            </w:r>
+          </w:p>
+        </w:tc>
+        <w:tc>
+          <w:tcPr>
+            <w:tcW w:type="dxa" w:w="1247"/>
+            <w:tcBorders>
+              <w:top w:val="single" w:color="000000" w:sz="4"/>
+              <w:left w:val="single" w:color="000000" w:sz="4"/>
+              <w:bottom w:val="single" w:color="000000" w:sz="4"/>
+              <w:right w:val="single" w:color="000000" w:sz="4"/>
+            </w:tcBorders>
+            <w:shd w:fill="ffffff" w:color="auto" w:val="clear"/>
+            <w:tcMar>
+              <w:top w:type="dxa" w:w="170"/>
+              <w:left w:type="dxa" w:w="170"/>
+              <w:bottom w:type="dxa" w:w="170"/>
+              <w:right w:type="dxa" w:w="170"/>
+            </w:tcMar>
+            <w:vAlign w:val="center"/>
+          </w:tcPr>
+          <w:p>
+            <w:pPr>
+              <w:jc w:val="left"/>
+            </w:pPr>
+            <w:r>
+              <w:rPr>
+                <w:rFonts w:ascii="NanumGothic" w:cs="NanumGothic" w:eastAsia="NanumGothic" w:hAnsi="NanumGothic"/>
+                <w:sz w:val="20"/>
+                <w:szCs w:val="20"/>
+              </w:rPr>
+              <w:t xml:space="preserve"/>
+            </w:r>
+          </w:p>
+        </w:tc>
+        <w:tc>
+          <w:tcPr>
+            <w:tcW w:type="dxa" w:w="1020"/>
+            <w:tcBorders>
+              <w:top w:val="single" w:color="000000" w:sz="4"/>
+              <w:left w:val="single" w:color="000000" w:sz="4"/>
+              <w:bottom w:val="single" w:color="000000" w:sz="4"/>
+              <w:right w:val="single" w:color="000000" w:sz="4"/>
+            </w:tcBorders>
+            <w:shd w:fill="ffffff" w:color="auto" w:val="clear"/>
+            <w:tcMar>
+              <w:top w:type="dxa" w:w="170"/>
+              <w:left w:type="dxa" w:w="170"/>
+              <w:bottom w:type="dxa" w:w="170"/>
+              <w:right w:type="dxa" w:w="170"/>
+            </w:tcMar>
+            <w:vAlign w:val="center"/>
+          </w:tcPr>
+          <w:p>
+            <w:pPr>
+              <w:jc w:val="left"/>
+            </w:pPr>
+            <w:r>
+              <w:rPr>
+                <w:rFonts w:ascii="NanumGothic" w:cs="NanumGothic" w:eastAsia="NanumGothic" w:hAnsi="NanumGothic"/>
+                <w:sz w:val="20"/>
+                <w:szCs w:val="20"/>
+              </w:rPr>
+              <w:t xml:space="preserve"/>
+            </w:r>
+          </w:p>
+        </w:tc>
+        <w:tc>
+          <w:tcPr>
+            <w:tcW w:type="dxa" w:w="1020"/>
+            <w:tcBorders>
+              <w:top w:val="single" w:color="000000" w:sz="4"/>
+              <w:left w:val="single" w:color="000000" w:sz="4"/>
+              <w:bottom w:val="single" w:color="000000" w:sz="4"/>
+              <w:right w:val="single" w:color="000000" w:sz="4"/>
+            </w:tcBorders>
+            <w:shd w:fill="ffffff" w:color="auto" w:val="clear"/>
+            <w:tcMar>
+              <w:top w:type="dxa" w:w="170"/>
+              <w:left w:type="dxa" w:w="170"/>
+              <w:bottom w:type="dxa" w:w="170"/>
+              <w:right w:type="dxa" w:w="170"/>
+            </w:tcMar>
+            <w:vAlign w:val="center"/>
+          </w:tcPr>
+          <w:p>
+            <w:pPr>
+              <w:jc w:val="left"/>
+            </w:pPr>
+            <w:r>
+              <w:rPr>
+                <w:rFonts w:ascii="NanumGothic" w:cs="NanumGothic" w:eastAsia="NanumGothic" w:hAnsi="NanumGothic"/>
+                <w:sz w:val="20"/>
+                <w:szCs w:val="20"/>
+              </w:rPr>
+              <w:t xml:space="preserve"/>
+            </w:r>
+          </w:p>
+        </w:tc>
+        <w:tc>
+          <w:tcPr>
             <w:tcW w:type="dxa" w:w="1133"/>
             <w:tcBorders>
               <w:top w:val="single" w:color="000000" w:sz="4"/>
@@ -3020,6 +3732,267 @@
               <w:bottom w:val="single" w:color="000000" w:sz="4"/>
               <w:right w:val="single" w:color="000000" w:sz="4"/>
             </w:tcBorders>
+            <w:shd w:fill="ffffff" w:color="auto" w:val="clear"/>
+            <w:tcMar>
+              <w:top w:type="dxa" w:w="170"/>
+              <w:left w:type="dxa" w:w="170"/>
+              <w:bottom w:type="dxa" w:w="170"/>
+              <w:right w:type="dxa" w:w="170"/>
+            </w:tcMar>
+            <w:vAlign w:val="center"/>
+          </w:tcPr>
+          <w:p>
+            <w:pPr>
+              <w:jc w:val="left"/>
+            </w:pPr>
+            <w:r>
+              <w:rPr>
+                <w:rFonts w:ascii="NanumGothic" w:cs="NanumGothic" w:eastAsia="NanumGothic" w:hAnsi="NanumGothic"/>
+                <w:sz w:val="20"/>
+                <w:szCs w:val="20"/>
+              </w:rPr>
+              <w:t xml:space="preserve"/>
+            </w:r>
+          </w:p>
+        </w:tc>
+        <w:tc>
+          <w:tcPr>
+            <w:tcW w:type="dxa" w:w="793"/>
+            <w:tcBorders>
+              <w:top w:val="single" w:color="000000" w:sz="4"/>
+              <w:left w:val="single" w:color="000000" w:sz="4"/>
+              <w:bottom w:val="single" w:color="000000" w:sz="4"/>
+              <w:right w:val="single" w:color="000000" w:sz="4"/>
+            </w:tcBorders>
+            <w:shd w:fill="ffffff" w:color="auto" w:val="clear"/>
+            <w:tcMar>
+              <w:top w:type="dxa" w:w="170"/>
+              <w:left w:type="dxa" w:w="170"/>
+              <w:bottom w:type="dxa" w:w="170"/>
+              <w:right w:type="dxa" w:w="170"/>
+            </w:tcMar>
+            <w:vAlign w:val="center"/>
+          </w:tcPr>
+          <w:p>
+            <w:pPr>
+              <w:jc w:val="left"/>
+            </w:pPr>
+            <w:r>
+              <w:rPr>
+                <w:rFonts w:ascii="NanumGothic" w:cs="NanumGothic" w:eastAsia="NanumGothic" w:hAnsi="NanumGothic"/>
+                <w:sz w:val="20"/>
+                <w:szCs w:val="20"/>
+              </w:rPr>
+              <w:t xml:space="preserve"/>
+            </w:r>
+          </w:p>
+        </w:tc>
+      </w:tr>
+      <w:tr>
+        <w:trPr>
+          <w:trHeight w:val="453" w:hRule="atLeast"/>
+        </w:trPr>
+        <w:tc>
+          <w:tcPr>
+            <w:tcW w:type="dxa" w:w="566"/>
+            <w:tcBorders>
+              <w:top w:val="single" w:color="000000" w:sz="4"/>
+              <w:left w:val="single" w:color="000000" w:sz="4"/>
+              <w:bottom w:val="single" w:color="000000" w:sz="4"/>
+              <w:right w:val="single" w:color="000000" w:sz="4"/>
+            </w:tcBorders>
+            <w:shd w:fill="F5F5F5" w:color="auto" w:val="clear"/>
+            <w:tcMar>
+              <w:top w:type="dxa" w:w="170"/>
+              <w:left w:type="dxa" w:w="170"/>
+              <w:bottom w:type="dxa" w:w="170"/>
+              <w:right w:type="dxa" w:w="170"/>
+            </w:tcMar>
+            <w:vAlign w:val="center"/>
+          </w:tcPr>
+          <w:p>
+            <w:pPr>
+              <w:jc w:val="left"/>
+            </w:pPr>
+            <w:r>
+              <w:rPr>
+                <w:rFonts w:ascii="NanumGothic" w:cs="NanumGothic" w:eastAsia="NanumGothic" w:hAnsi="NanumGothic"/>
+                <w:sz w:val="20"/>
+                <w:szCs w:val="20"/>
+              </w:rPr>
+              <w:t xml:space="preserve"/>
+            </w:r>
+          </w:p>
+        </w:tc>
+        <w:tc>
+          <w:tcPr>
+            <w:tcW w:type="dxa" w:w="2154"/>
+            <w:tcBorders>
+              <w:top w:val="single" w:color="000000" w:sz="4"/>
+              <w:left w:val="single" w:color="000000" w:sz="4"/>
+              <w:bottom w:val="single" w:color="000000" w:sz="4"/>
+              <w:right w:val="single" w:color="000000" w:sz="4"/>
+            </w:tcBorders>
+            <w:shd w:fill="F5F5F5" w:color="auto" w:val="clear"/>
+            <w:tcMar>
+              <w:top w:type="dxa" w:w="170"/>
+              <w:left w:type="dxa" w:w="170"/>
+              <w:bottom w:type="dxa" w:w="170"/>
+              <w:right w:type="dxa" w:w="170"/>
+            </w:tcMar>
+            <w:vAlign w:val="center"/>
+          </w:tcPr>
+          <w:p>
+            <w:pPr>
+              <w:jc w:val="left"/>
+            </w:pPr>
+            <w:r>
+              <w:rPr>
+                <w:rFonts w:ascii="NanumGothic" w:cs="NanumGothic" w:eastAsia="NanumGothic" w:hAnsi="NanumGothic"/>
+                <w:sz w:val="20"/>
+                <w:szCs w:val="20"/>
+              </w:rPr>
+              <w:t xml:space="preserve"/>
+            </w:r>
+          </w:p>
+        </w:tc>
+        <w:tc>
+          <w:tcPr>
+            <w:tcW w:type="dxa" w:w="793"/>
+            <w:tcBorders>
+              <w:top w:val="single" w:color="000000" w:sz="4"/>
+              <w:left w:val="single" w:color="000000" w:sz="4"/>
+              <w:bottom w:val="single" w:color="000000" w:sz="4"/>
+              <w:right w:val="single" w:color="000000" w:sz="4"/>
+            </w:tcBorders>
+            <w:shd w:fill="F5F5F5" w:color="auto" w:val="clear"/>
+            <w:tcMar>
+              <w:top w:type="dxa" w:w="170"/>
+              <w:left w:type="dxa" w:w="170"/>
+              <w:bottom w:type="dxa" w:w="170"/>
+              <w:right w:type="dxa" w:w="170"/>
+            </w:tcMar>
+            <w:vAlign w:val="center"/>
+          </w:tcPr>
+          <w:p>
+            <w:pPr>
+              <w:jc w:val="left"/>
+            </w:pPr>
+            <w:r>
+              <w:rPr>
+                <w:rFonts w:ascii="NanumGothic" w:cs="NanumGothic" w:eastAsia="NanumGothic" w:hAnsi="NanumGothic"/>
+                <w:sz w:val="20"/>
+                <w:szCs w:val="20"/>
+              </w:rPr>
+              <w:t xml:space="preserve"/>
+            </w:r>
+          </w:p>
+        </w:tc>
+        <w:tc>
+          <w:tcPr>
+            <w:tcW w:type="dxa" w:w="907"/>
+            <w:tcBorders>
+              <w:top w:val="single" w:color="000000" w:sz="4"/>
+              <w:left w:val="single" w:color="000000" w:sz="4"/>
+              <w:bottom w:val="single" w:color="000000" w:sz="4"/>
+              <w:right w:val="single" w:color="000000" w:sz="4"/>
+            </w:tcBorders>
+            <w:shd w:fill="F5F5F5" w:color="auto" w:val="clear"/>
+            <w:tcMar>
+              <w:top w:type="dxa" w:w="170"/>
+              <w:left w:type="dxa" w:w="170"/>
+              <w:bottom w:type="dxa" w:w="170"/>
+              <w:right w:type="dxa" w:w="170"/>
+            </w:tcMar>
+            <w:vAlign w:val="center"/>
+          </w:tcPr>
+          <w:p>
+            <w:pPr>
+              <w:jc w:val="left"/>
+            </w:pPr>
+            <w:r>
+              <w:rPr>
+                <w:rFonts w:ascii="NanumGothic" w:cs="NanumGothic" w:eastAsia="NanumGothic" w:hAnsi="NanumGothic"/>
+                <w:sz w:val="20"/>
+                <w:szCs w:val="20"/>
+              </w:rPr>
+              <w:t xml:space="preserve"/>
+            </w:r>
+          </w:p>
+        </w:tc>
+        <w:tc>
+          <w:tcPr>
+            <w:tcW w:type="dxa" w:w="1247"/>
+            <w:tcBorders>
+              <w:top w:val="single" w:color="000000" w:sz="4"/>
+              <w:left w:val="single" w:color="000000" w:sz="4"/>
+              <w:bottom w:val="single" w:color="000000" w:sz="4"/>
+              <w:right w:val="single" w:color="000000" w:sz="4"/>
+            </w:tcBorders>
+            <w:shd w:fill="F5F5F5" w:color="auto" w:val="clear"/>
+            <w:tcMar>
+              <w:top w:type="dxa" w:w="170"/>
+              <w:left w:type="dxa" w:w="170"/>
+              <w:bottom w:type="dxa" w:w="170"/>
+              <w:right w:type="dxa" w:w="170"/>
+            </w:tcMar>
+            <w:vAlign w:val="center"/>
+          </w:tcPr>
+          <w:p>
+            <w:pPr>
+              <w:jc w:val="left"/>
+            </w:pPr>
+            <w:r>
+              <w:rPr>
+                <w:rFonts w:ascii="NanumGothic" w:cs="NanumGothic" w:eastAsia="NanumGothic" w:hAnsi="NanumGothic"/>
+                <w:sz w:val="20"/>
+                <w:szCs w:val="20"/>
+              </w:rPr>
+              <w:t xml:space="preserve"/>
+            </w:r>
+          </w:p>
+        </w:tc>
+        <w:tc>
+          <w:tcPr>
+            <w:tcW w:type="dxa" w:w="1020"/>
+            <w:tcBorders>
+              <w:top w:val="single" w:color="000000" w:sz="4"/>
+              <w:left w:val="single" w:color="000000" w:sz="4"/>
+              <w:bottom w:val="single" w:color="000000" w:sz="4"/>
+              <w:right w:val="single" w:color="000000" w:sz="4"/>
+            </w:tcBorders>
+            <w:shd w:fill="F5F5F5" w:color="auto" w:val="clear"/>
+            <w:tcMar>
+              <w:top w:type="dxa" w:w="170"/>
+              <w:left w:type="dxa" w:w="170"/>
+              <w:bottom w:type="dxa" w:w="170"/>
+              <w:right w:type="dxa" w:w="170"/>
+            </w:tcMar>
+            <w:vAlign w:val="center"/>
+          </w:tcPr>
+          <w:p>
+            <w:pPr>
+              <w:jc w:val="left"/>
+            </w:pPr>
+            <w:r>
+              <w:rPr>
+                <w:rFonts w:ascii="NanumGothic" w:cs="NanumGothic" w:eastAsia="NanumGothic" w:hAnsi="NanumGothic"/>
+                <w:sz w:val="20"/>
+                <w:szCs w:val="20"/>
+              </w:rPr>
+              <w:t xml:space="preserve"/>
+            </w:r>
+          </w:p>
+        </w:tc>
+        <w:tc>
+          <w:tcPr>
+            <w:tcW w:type="dxa" w:w="1020"/>
+            <w:tcBorders>
+              <w:top w:val="single" w:color="000000" w:sz="4"/>
+              <w:left w:val="single" w:color="000000" w:sz="4"/>
+              <w:bottom w:val="single" w:color="000000" w:sz="4"/>
+              <w:right w:val="single" w:color="000000" w:sz="4"/>
+            </w:tcBorders>
             <w:shd w:fill="F5F5F5" w:color="auto" w:val="clear"/>
             <w:tcMar>
               <w:top w:type="dxa" w:w="170"/>
@@ -3077,6 +4050,267 @@
         </w:tc>
         <w:tc>
           <w:tcPr>
+            <w:tcW w:type="dxa" w:w="793"/>
+            <w:tcBorders>
+              <w:top w:val="single" w:color="000000" w:sz="4"/>
+              <w:left w:val="single" w:color="000000" w:sz="4"/>
+              <w:bottom w:val="single" w:color="000000" w:sz="4"/>
+              <w:right w:val="single" w:color="000000" w:sz="4"/>
+            </w:tcBorders>
+            <w:shd w:fill="F5F5F5" w:color="auto" w:val="clear"/>
+            <w:tcMar>
+              <w:top w:type="dxa" w:w="170"/>
+              <w:left w:type="dxa" w:w="170"/>
+              <w:bottom w:type="dxa" w:w="170"/>
+              <w:right w:type="dxa" w:w="170"/>
+            </w:tcMar>
+            <w:vAlign w:val="center"/>
+          </w:tcPr>
+          <w:p>
+            <w:pPr>
+              <w:jc w:val="left"/>
+            </w:pPr>
+            <w:r>
+              <w:rPr>
+                <w:rFonts w:ascii="NanumGothic" w:cs="NanumGothic" w:eastAsia="NanumGothic" w:hAnsi="NanumGothic"/>
+                <w:sz w:val="20"/>
+                <w:szCs w:val="20"/>
+              </w:rPr>
+              <w:t xml:space="preserve"/>
+            </w:r>
+          </w:p>
+        </w:tc>
+      </w:tr>
+      <w:tr>
+        <w:trPr>
+          <w:trHeight w:val="453" w:hRule="atLeast"/>
+        </w:trPr>
+        <w:tc>
+          <w:tcPr>
+            <w:tcW w:type="dxa" w:w="566"/>
+            <w:tcBorders>
+              <w:top w:val="single" w:color="000000" w:sz="4"/>
+              <w:left w:val="single" w:color="000000" w:sz="4"/>
+              <w:bottom w:val="single" w:color="000000" w:sz="4"/>
+              <w:right w:val="single" w:color="000000" w:sz="4"/>
+            </w:tcBorders>
+            <w:shd w:fill="ffffff" w:color="auto" w:val="clear"/>
+            <w:tcMar>
+              <w:top w:type="dxa" w:w="170"/>
+              <w:left w:type="dxa" w:w="170"/>
+              <w:bottom w:type="dxa" w:w="170"/>
+              <w:right w:type="dxa" w:w="170"/>
+            </w:tcMar>
+            <w:vAlign w:val="center"/>
+          </w:tcPr>
+          <w:p>
+            <w:pPr>
+              <w:jc w:val="left"/>
+            </w:pPr>
+            <w:r>
+              <w:rPr>
+                <w:rFonts w:ascii="NanumGothic" w:cs="NanumGothic" w:eastAsia="NanumGothic" w:hAnsi="NanumGothic"/>
+                <w:sz w:val="20"/>
+                <w:szCs w:val="20"/>
+              </w:rPr>
+              <w:t xml:space="preserve"/>
+            </w:r>
+          </w:p>
+        </w:tc>
+        <w:tc>
+          <w:tcPr>
+            <w:tcW w:type="dxa" w:w="2154"/>
+            <w:tcBorders>
+              <w:top w:val="single" w:color="000000" w:sz="4"/>
+              <w:left w:val="single" w:color="000000" w:sz="4"/>
+              <w:bottom w:val="single" w:color="000000" w:sz="4"/>
+              <w:right w:val="single" w:color="000000" w:sz="4"/>
+            </w:tcBorders>
+            <w:shd w:fill="ffffff" w:color="auto" w:val="clear"/>
+            <w:tcMar>
+              <w:top w:type="dxa" w:w="170"/>
+              <w:left w:type="dxa" w:w="170"/>
+              <w:bottom w:type="dxa" w:w="170"/>
+              <w:right w:type="dxa" w:w="170"/>
+            </w:tcMar>
+            <w:vAlign w:val="center"/>
+          </w:tcPr>
+          <w:p>
+            <w:pPr>
+              <w:jc w:val="left"/>
+            </w:pPr>
+            <w:r>
+              <w:rPr>
+                <w:rFonts w:ascii="NanumGothic" w:cs="NanumGothic" w:eastAsia="NanumGothic" w:hAnsi="NanumGothic"/>
+                <w:sz w:val="20"/>
+                <w:szCs w:val="20"/>
+              </w:rPr>
+              <w:t xml:space="preserve"/>
+            </w:r>
+          </w:p>
+        </w:tc>
+        <w:tc>
+          <w:tcPr>
+            <w:tcW w:type="dxa" w:w="793"/>
+            <w:tcBorders>
+              <w:top w:val="single" w:color="000000" w:sz="4"/>
+              <w:left w:val="single" w:color="000000" w:sz="4"/>
+              <w:bottom w:val="single" w:color="000000" w:sz="4"/>
+              <w:right w:val="single" w:color="000000" w:sz="4"/>
+            </w:tcBorders>
+            <w:shd w:fill="ffffff" w:color="auto" w:val="clear"/>
+            <w:tcMar>
+              <w:top w:type="dxa" w:w="170"/>
+              <w:left w:type="dxa" w:w="170"/>
+              <w:bottom w:type="dxa" w:w="170"/>
+              <w:right w:type="dxa" w:w="170"/>
+            </w:tcMar>
+            <w:vAlign w:val="center"/>
+          </w:tcPr>
+          <w:p>
+            <w:pPr>
+              <w:jc w:val="left"/>
+            </w:pPr>
+            <w:r>
+              <w:rPr>
+                <w:rFonts w:ascii="NanumGothic" w:cs="NanumGothic" w:eastAsia="NanumGothic" w:hAnsi="NanumGothic"/>
+                <w:sz w:val="20"/>
+                <w:szCs w:val="20"/>
+              </w:rPr>
+              <w:t xml:space="preserve"/>
+            </w:r>
+          </w:p>
+        </w:tc>
+        <w:tc>
+          <w:tcPr>
+            <w:tcW w:type="dxa" w:w="907"/>
+            <w:tcBorders>
+              <w:top w:val="single" w:color="000000" w:sz="4"/>
+              <w:left w:val="single" w:color="000000" w:sz="4"/>
+              <w:bottom w:val="single" w:color="000000" w:sz="4"/>
+              <w:right w:val="single" w:color="000000" w:sz="4"/>
+            </w:tcBorders>
+            <w:shd w:fill="ffffff" w:color="auto" w:val="clear"/>
+            <w:tcMar>
+              <w:top w:type="dxa" w:w="170"/>
+              <w:left w:type="dxa" w:w="170"/>
+              <w:bottom w:type="dxa" w:w="170"/>
+              <w:right w:type="dxa" w:w="170"/>
+            </w:tcMar>
+            <w:vAlign w:val="center"/>
+          </w:tcPr>
+          <w:p>
+            <w:pPr>
+              <w:jc w:val="left"/>
+            </w:pPr>
+            <w:r>
+              <w:rPr>
+                <w:rFonts w:ascii="NanumGothic" w:cs="NanumGothic" w:eastAsia="NanumGothic" w:hAnsi="NanumGothic"/>
+                <w:sz w:val="20"/>
+                <w:szCs w:val="20"/>
+              </w:rPr>
+              <w:t xml:space="preserve"/>
+            </w:r>
+          </w:p>
+        </w:tc>
+        <w:tc>
+          <w:tcPr>
+            <w:tcW w:type="dxa" w:w="1247"/>
+            <w:tcBorders>
+              <w:top w:val="single" w:color="000000" w:sz="4"/>
+              <w:left w:val="single" w:color="000000" w:sz="4"/>
+              <w:bottom w:val="single" w:color="000000" w:sz="4"/>
+              <w:right w:val="single" w:color="000000" w:sz="4"/>
+            </w:tcBorders>
+            <w:shd w:fill="ffffff" w:color="auto" w:val="clear"/>
+            <w:tcMar>
+              <w:top w:type="dxa" w:w="170"/>
+              <w:left w:type="dxa" w:w="170"/>
+              <w:bottom w:type="dxa" w:w="170"/>
+              <w:right w:type="dxa" w:w="170"/>
+            </w:tcMar>
+            <w:vAlign w:val="center"/>
+          </w:tcPr>
+          <w:p>
+            <w:pPr>
+              <w:jc w:val="left"/>
+            </w:pPr>
+            <w:r>
+              <w:rPr>
+                <w:rFonts w:ascii="NanumGothic" w:cs="NanumGothic" w:eastAsia="NanumGothic" w:hAnsi="NanumGothic"/>
+                <w:sz w:val="20"/>
+                <w:szCs w:val="20"/>
+              </w:rPr>
+              <w:t xml:space="preserve"/>
+            </w:r>
+          </w:p>
+        </w:tc>
+        <w:tc>
+          <w:tcPr>
+            <w:tcW w:type="dxa" w:w="1020"/>
+            <w:tcBorders>
+              <w:top w:val="single" w:color="000000" w:sz="4"/>
+              <w:left w:val="single" w:color="000000" w:sz="4"/>
+              <w:bottom w:val="single" w:color="000000" w:sz="4"/>
+              <w:right w:val="single" w:color="000000" w:sz="4"/>
+            </w:tcBorders>
+            <w:shd w:fill="ffffff" w:color="auto" w:val="clear"/>
+            <w:tcMar>
+              <w:top w:type="dxa" w:w="170"/>
+              <w:left w:type="dxa" w:w="170"/>
+              <w:bottom w:type="dxa" w:w="170"/>
+              <w:right w:type="dxa" w:w="170"/>
+            </w:tcMar>
+            <w:vAlign w:val="center"/>
+          </w:tcPr>
+          <w:p>
+            <w:pPr>
+              <w:jc w:val="left"/>
+            </w:pPr>
+            <w:r>
+              <w:rPr>
+                <w:rFonts w:ascii="NanumGothic" w:cs="NanumGothic" w:eastAsia="NanumGothic" w:hAnsi="NanumGothic"/>
+                <w:sz w:val="20"/>
+                <w:szCs w:val="20"/>
+              </w:rPr>
+              <w:t xml:space="preserve"/>
+            </w:r>
+          </w:p>
+        </w:tc>
+        <w:tc>
+          <w:tcPr>
+            <w:tcW w:type="dxa" w:w="1020"/>
+            <w:tcBorders>
+              <w:top w:val="single" w:color="000000" w:sz="4"/>
+              <w:left w:val="single" w:color="000000" w:sz="4"/>
+              <w:bottom w:val="single" w:color="000000" w:sz="4"/>
+              <w:right w:val="single" w:color="000000" w:sz="4"/>
+            </w:tcBorders>
+            <w:shd w:fill="ffffff" w:color="auto" w:val="clear"/>
+            <w:tcMar>
+              <w:top w:type="dxa" w:w="170"/>
+              <w:left w:type="dxa" w:w="170"/>
+              <w:bottom w:type="dxa" w:w="170"/>
+              <w:right w:type="dxa" w:w="170"/>
+            </w:tcMar>
+            <w:vAlign w:val="center"/>
+          </w:tcPr>
+          <w:p>
+            <w:pPr>
+              <w:jc w:val="left"/>
+            </w:pPr>
+            <w:r>
+              <w:rPr>
+                <w:rFonts w:ascii="NanumGothic" w:cs="NanumGothic" w:eastAsia="NanumGothic" w:hAnsi="NanumGothic"/>
+                <w:sz w:val="20"/>
+                <w:szCs w:val="20"/>
+              </w:rPr>
+              <w:t xml:space="preserve"/>
+            </w:r>
+          </w:p>
+        </w:tc>
+        <w:tc>
+          <w:tcPr>
             <w:tcW w:type="dxa" w:w="1133"/>
             <w:tcBorders>
               <w:top w:val="single" w:color="000000" w:sz="4"/>
@@ -3084,7 +4318,7 @@
               <w:bottom w:val="single" w:color="000000" w:sz="4"/>
               <w:right w:val="single" w:color="000000" w:sz="4"/>
             </w:tcBorders>
-            <w:shd w:fill="F5F5F5" w:color="auto" w:val="clear"/>
+            <w:shd w:fill="ffffff" w:color="auto" w:val="clear"/>
             <w:tcMar>
               <w:top w:type="dxa" w:w="170"/>
               <w:left w:type="dxa" w:w="170"/>
@@ -3116,25 +4350,703 @@
               <w:bottom w:val="single" w:color="000000" w:sz="4"/>
               <w:right w:val="single" w:color="000000" w:sz="4"/>
             </w:tcBorders>
-            <w:shd w:fill="F5F5F5" w:color="auto" w:val="clear"/>
-            <w:tcMar>
-              <w:top w:type="dxa" w:w="170"/>
-              <w:left w:type="dxa" w:w="170"/>
-              <w:bottom w:type="dxa" w:w="170"/>
-              <w:right w:type="dxa" w:w="170"/>
-            </w:tcMar>
-            <w:vAlign w:val="center"/>
-          </w:tcPr>
-          <w:p>
-            <w:pPr>
-              <w:jc w:val="left"/>
-            </w:pPr>
-            <w:r>
-              <w:rPr>
-                <w:rFonts w:ascii="NanumGothic" w:cs="NanumGothic" w:eastAsia="NanumGothic" w:hAnsi="NanumGothic"/>
-                <w:sz w:val="20"/>
-                <w:szCs w:val="20"/>
-              </w:rPr>
+            <w:shd w:fill="ffffff" w:color="auto" w:val="clear"/>
+            <w:tcMar>
+              <w:top w:type="dxa" w:w="170"/>
+              <w:left w:type="dxa" w:w="170"/>
+              <w:bottom w:type="dxa" w:w="170"/>
+              <w:right w:type="dxa" w:w="170"/>
+            </w:tcMar>
+            <w:vAlign w:val="center"/>
+          </w:tcPr>
+          <w:p>
+            <w:pPr>
+              <w:jc w:val="left"/>
+            </w:pPr>
+            <w:r>
+              <w:rPr>
+                <w:rFonts w:ascii="NanumGothic" w:cs="NanumGothic" w:eastAsia="NanumGothic" w:hAnsi="NanumGothic"/>
+                <w:sz w:val="20"/>
+                <w:szCs w:val="20"/>
+              </w:rPr>
+              <w:t xml:space="preserve"/>
+            </w:r>
+          </w:p>
+        </w:tc>
+      </w:tr>
+      <w:tr>
+        <w:trPr>
+          <w:trHeight w:val="453" w:hRule="atLeast"/>
+        </w:trPr>
+        <w:tc>
+          <w:tcPr>
+            <w:tcW w:type="dxa" w:w="566"/>
+            <w:tcBorders>
+              <w:top w:val="single" w:color="000000" w:sz="4"/>
+              <w:left w:val="single" w:color="000000" w:sz="4"/>
+              <w:bottom w:val="single" w:color="000000" w:sz="4"/>
+              <w:right w:val="single" w:color="000000" w:sz="4"/>
+            </w:tcBorders>
+            <w:shd w:fill="F5F5F5" w:color="auto" w:val="clear"/>
+            <w:tcMar>
+              <w:top w:type="dxa" w:w="170"/>
+              <w:left w:type="dxa" w:w="170"/>
+              <w:bottom w:type="dxa" w:w="170"/>
+              <w:right w:type="dxa" w:w="170"/>
+            </w:tcMar>
+            <w:vAlign w:val="center"/>
+          </w:tcPr>
+          <w:p>
+            <w:pPr>
+              <w:jc w:val="left"/>
+            </w:pPr>
+            <w:r>
+              <w:rPr>
+                <w:rFonts w:ascii="NanumGothic" w:cs="NanumGothic" w:eastAsia="NanumGothic" w:hAnsi="NanumGothic"/>
+                <w:sz w:val="20"/>
+                <w:szCs w:val="20"/>
+              </w:rPr>
+              <w:t xml:space="preserve"/>
+            </w:r>
+          </w:p>
+        </w:tc>
+        <w:tc>
+          <w:tcPr>
+            <w:tcW w:type="dxa" w:w="2154"/>
+            <w:tcBorders>
+              <w:top w:val="single" w:color="000000" w:sz="4"/>
+              <w:left w:val="single" w:color="000000" w:sz="4"/>
+              <w:bottom w:val="single" w:color="000000" w:sz="4"/>
+              <w:right w:val="single" w:color="000000" w:sz="4"/>
+            </w:tcBorders>
+            <w:shd w:fill="F5F5F5" w:color="auto" w:val="clear"/>
+            <w:tcMar>
+              <w:top w:type="dxa" w:w="170"/>
+              <w:left w:type="dxa" w:w="170"/>
+              <w:bottom w:type="dxa" w:w="170"/>
+              <w:right w:type="dxa" w:w="170"/>
+            </w:tcMar>
+            <w:vAlign w:val="center"/>
+          </w:tcPr>
+          <w:p>
+            <w:pPr>
+              <w:jc w:val="left"/>
+            </w:pPr>
+            <w:r>
+              <w:rPr>
+                <w:rFonts w:ascii="NanumGothic" w:cs="NanumGothic" w:eastAsia="NanumGothic" w:hAnsi="NanumGothic"/>
+                <w:sz w:val="20"/>
+                <w:szCs w:val="20"/>
+              </w:rPr>
+              <w:t xml:space="preserve"/>
+            </w:r>
+          </w:p>
+        </w:tc>
+        <w:tc>
+          <w:tcPr>
+            <w:tcW w:type="dxa" w:w="793"/>
+            <w:tcBorders>
+              <w:top w:val="single" w:color="000000" w:sz="4"/>
+              <w:left w:val="single" w:color="000000" w:sz="4"/>
+              <w:bottom w:val="single" w:color="000000" w:sz="4"/>
+              <w:right w:val="single" w:color="000000" w:sz="4"/>
+            </w:tcBorders>
+            <w:shd w:fill="F5F5F5" w:color="auto" w:val="clear"/>
+            <w:tcMar>
+              <w:top w:type="dxa" w:w="170"/>
+              <w:left w:type="dxa" w:w="170"/>
+              <w:bottom w:type="dxa" w:w="170"/>
+              <w:right w:type="dxa" w:w="170"/>
+            </w:tcMar>
+            <w:vAlign w:val="center"/>
+          </w:tcPr>
+          <w:p>
+            <w:pPr>
+              <w:jc w:val="left"/>
+            </w:pPr>
+            <w:r>
+              <w:rPr>
+                <w:rFonts w:ascii="NanumGothic" w:cs="NanumGothic" w:eastAsia="NanumGothic" w:hAnsi="NanumGothic"/>
+                <w:sz w:val="20"/>
+                <w:szCs w:val="20"/>
+              </w:rPr>
+              <w:t xml:space="preserve"/>
+            </w:r>
+          </w:p>
+        </w:tc>
+        <w:tc>
+          <w:tcPr>
+            <w:tcW w:type="dxa" w:w="907"/>
+            <w:tcBorders>
+              <w:top w:val="single" w:color="000000" w:sz="4"/>
+              <w:left w:val="single" w:color="000000" w:sz="4"/>
+              <w:bottom w:val="single" w:color="000000" w:sz="4"/>
+              <w:right w:val="single" w:color="000000" w:sz="4"/>
+            </w:tcBorders>
+            <w:shd w:fill="F5F5F5" w:color="auto" w:val="clear"/>
+            <w:tcMar>
+              <w:top w:type="dxa" w:w="170"/>
+              <w:left w:type="dxa" w:w="170"/>
+              <w:bottom w:type="dxa" w:w="170"/>
+              <w:right w:type="dxa" w:w="170"/>
+            </w:tcMar>
+            <w:vAlign w:val="center"/>
+          </w:tcPr>
+          <w:p>
+            <w:pPr>
+              <w:jc w:val="left"/>
+            </w:pPr>
+            <w:r>
+              <w:rPr>
+                <w:rFonts w:ascii="NanumGothic" w:cs="NanumGothic" w:eastAsia="NanumGothic" w:hAnsi="NanumGothic"/>
+                <w:sz w:val="20"/>
+                <w:szCs w:val="20"/>
+              </w:rPr>
+              <w:t xml:space="preserve"/>
+            </w:r>
+          </w:p>
+        </w:tc>
+        <w:tc>
+          <w:tcPr>
+            <w:tcW w:type="dxa" w:w="1247"/>
+            <w:tcBorders>
+              <w:top w:val="single" w:color="000000" w:sz="4"/>
+              <w:left w:val="single" w:color="000000" w:sz="4"/>
+              <w:bottom w:val="single" w:color="000000" w:sz="4"/>
+              <w:right w:val="single" w:color="000000" w:sz="4"/>
+            </w:tcBorders>
+            <w:shd w:fill="F5F5F5" w:color="auto" w:val="clear"/>
+            <w:tcMar>
+              <w:top w:type="dxa" w:w="170"/>
+              <w:left w:type="dxa" w:w="170"/>
+              <w:bottom w:type="dxa" w:w="170"/>
+              <w:right w:type="dxa" w:w="170"/>
+            </w:tcMar>
+            <w:vAlign w:val="center"/>
+          </w:tcPr>
+          <w:p>
+            <w:pPr>
+              <w:jc w:val="left"/>
+            </w:pPr>
+            <w:r>
+              <w:rPr>
+                <w:rFonts w:ascii="NanumGothic" w:cs="NanumGothic" w:eastAsia="NanumGothic" w:hAnsi="NanumGothic"/>
+                <w:sz w:val="20"/>
+                <w:szCs w:val="20"/>
+              </w:rPr>
+              <w:t xml:space="preserve"/>
+            </w:r>
+          </w:p>
+        </w:tc>
+        <w:tc>
+          <w:tcPr>
+            <w:tcW w:type="dxa" w:w="1020"/>
+            <w:tcBorders>
+              <w:top w:val="single" w:color="000000" w:sz="4"/>
+              <w:left w:val="single" w:color="000000" w:sz="4"/>
+              <w:bottom w:val="single" w:color="000000" w:sz="4"/>
+              <w:right w:val="single" w:color="000000" w:sz="4"/>
+            </w:tcBorders>
+            <w:shd w:fill="F5F5F5" w:color="auto" w:val="clear"/>
+            <w:tcMar>
+              <w:top w:type="dxa" w:w="170"/>
+              <w:left w:type="dxa" w:w="170"/>
+              <w:bottom w:type="dxa" w:w="170"/>
+              <w:right w:type="dxa" w:w="170"/>
+            </w:tcMar>
+            <w:vAlign w:val="center"/>
+          </w:tcPr>
+          <w:p>
+            <w:pPr>
+              <w:jc w:val="left"/>
+            </w:pPr>
+            <w:r>
+              <w:rPr>
+                <w:rFonts w:ascii="NanumGothic" w:cs="NanumGothic" w:eastAsia="NanumGothic" w:hAnsi="NanumGothic"/>
+                <w:sz w:val="20"/>
+                <w:szCs w:val="20"/>
+              </w:rPr>
+              <w:t xml:space="preserve"/>
+            </w:r>
+          </w:p>
+        </w:tc>
+        <w:tc>
+          <w:tcPr>
+            <w:tcW w:type="dxa" w:w="1020"/>
+            <w:tcBorders>
+              <w:top w:val="single" w:color="000000" w:sz="4"/>
+              <w:left w:val="single" w:color="000000" w:sz="4"/>
+              <w:bottom w:val="single" w:color="000000" w:sz="4"/>
+              <w:right w:val="single" w:color="000000" w:sz="4"/>
+            </w:tcBorders>
+            <w:shd w:fill="F5F5F5" w:color="auto" w:val="clear"/>
+            <w:tcMar>
+              <w:top w:type="dxa" w:w="170"/>
+              <w:left w:type="dxa" w:w="170"/>
+              <w:bottom w:type="dxa" w:w="170"/>
+              <w:right w:type="dxa" w:w="170"/>
+            </w:tcMar>
+            <w:vAlign w:val="center"/>
+          </w:tcPr>
+          <w:p>
+            <w:pPr>
+              <w:jc w:val="left"/>
+            </w:pPr>
+            <w:r>
+              <w:rPr>
+                <w:rFonts w:ascii="NanumGothic" w:cs="NanumGothic" w:eastAsia="NanumGothic" w:hAnsi="NanumGothic"/>
+                <w:sz w:val="20"/>
+                <w:szCs w:val="20"/>
+              </w:rPr>
+              <w:t xml:space="preserve"/>
+            </w:r>
+          </w:p>
+        </w:tc>
+        <w:tc>
+          <w:tcPr>
+            <w:tcW w:type="dxa" w:w="1133"/>
+            <w:tcBorders>
+              <w:top w:val="single" w:color="000000" w:sz="4"/>
+              <w:left w:val="single" w:color="000000" w:sz="4"/>
+              <w:bottom w:val="single" w:color="000000" w:sz="4"/>
+              <w:right w:val="single" w:color="000000" w:sz="4"/>
+            </w:tcBorders>
+            <w:shd w:fill="F5F5F5" w:color="auto" w:val="clear"/>
+            <w:tcMar>
+              <w:top w:type="dxa" w:w="170"/>
+              <w:left w:type="dxa" w:w="170"/>
+              <w:bottom w:type="dxa" w:w="170"/>
+              <w:right w:type="dxa" w:w="170"/>
+            </w:tcMar>
+            <w:vAlign w:val="center"/>
+          </w:tcPr>
+          <w:p>
+            <w:pPr>
+              <w:jc w:val="left"/>
+            </w:pPr>
+            <w:r>
+              <w:rPr>
+                <w:rFonts w:ascii="NanumGothic" w:cs="NanumGothic" w:eastAsia="NanumGothic" w:hAnsi="NanumGothic"/>
+                <w:sz w:val="20"/>
+                <w:szCs w:val="20"/>
+              </w:rPr>
+              <w:t xml:space="preserve"/>
+            </w:r>
+          </w:p>
+        </w:tc>
+        <w:tc>
+          <w:tcPr>
+            <w:tcW w:type="dxa" w:w="793"/>
+            <w:tcBorders>
+              <w:top w:val="single" w:color="000000" w:sz="4"/>
+              <w:left w:val="single" w:color="000000" w:sz="4"/>
+              <w:bottom w:val="single" w:color="000000" w:sz="4"/>
+              <w:right w:val="single" w:color="000000" w:sz="4"/>
+            </w:tcBorders>
+            <w:shd w:fill="F5F5F5" w:color="auto" w:val="clear"/>
+            <w:tcMar>
+              <w:top w:type="dxa" w:w="170"/>
+              <w:left w:type="dxa" w:w="170"/>
+              <w:bottom w:type="dxa" w:w="170"/>
+              <w:right w:type="dxa" w:w="170"/>
+            </w:tcMar>
+            <w:vAlign w:val="center"/>
+          </w:tcPr>
+          <w:p>
+            <w:pPr>
+              <w:jc w:val="left"/>
+            </w:pPr>
+            <w:r>
+              <w:rPr>
+                <w:rFonts w:ascii="NanumGothic" w:cs="NanumGothic" w:eastAsia="NanumGothic" w:hAnsi="NanumGothic"/>
+                <w:sz w:val="20"/>
+                <w:szCs w:val="20"/>
+              </w:rPr>
+              <w:t xml:space="preserve"/>
+            </w:r>
+          </w:p>
+        </w:tc>
+      </w:tr>
+      <w:tr>
+        <w:trPr>
+          <w:trHeight w:val="453" w:hRule="atLeast"/>
+        </w:trPr>
+        <w:tc>
+          <w:tcPr>
+            <w:tcW w:type="dxa" w:w="566"/>
+            <w:tcBorders>
+              <w:top w:val="single" w:color="000000" w:sz="4"/>
+              <w:left w:val="single" w:color="000000" w:sz="4"/>
+              <w:bottom w:val="single" w:color="000000" w:sz="4"/>
+              <w:right w:val="single" w:color="000000" w:sz="4"/>
+            </w:tcBorders>
+            <w:shd w:fill="ffffff" w:color="auto" w:val="clear"/>
+            <w:tcMar>
+              <w:top w:type="dxa" w:w="170"/>
+              <w:left w:type="dxa" w:w="170"/>
+              <w:bottom w:type="dxa" w:w="170"/>
+              <w:right w:type="dxa" w:w="170"/>
+            </w:tcMar>
+            <w:vAlign w:val="center"/>
+          </w:tcPr>
+          <w:p>
+            <w:pPr>
+              <w:jc w:val="left"/>
+            </w:pPr>
+            <w:r>
+              <w:rPr>
+                <w:rFonts w:ascii="NanumGothic" w:cs="NanumGothic" w:eastAsia="NanumGothic" w:hAnsi="NanumGothic"/>
+                <w:sz w:val="20"/>
+                <w:szCs w:val="20"/>
+              </w:rPr>
+              <w:t xml:space="preserve"/>
+            </w:r>
+          </w:p>
+        </w:tc>
+        <w:tc>
+          <w:tcPr>
+            <w:tcW w:type="dxa" w:w="2154"/>
+            <w:tcBorders>
+              <w:top w:val="single" w:color="000000" w:sz="4"/>
+              <w:left w:val="single" w:color="000000" w:sz="4"/>
+              <w:bottom w:val="single" w:color="000000" w:sz="4"/>
+              <w:right w:val="single" w:color="000000" w:sz="4"/>
+            </w:tcBorders>
+            <w:shd w:fill="ffffff" w:color="auto" w:val="clear"/>
+            <w:tcMar>
+              <w:top w:type="dxa" w:w="170"/>
+              <w:left w:type="dxa" w:w="170"/>
+              <w:bottom w:type="dxa" w:w="170"/>
+              <w:right w:type="dxa" w:w="170"/>
+            </w:tcMar>
+            <w:vAlign w:val="center"/>
+          </w:tcPr>
+          <w:p>
+            <w:pPr>
+              <w:jc w:val="left"/>
+            </w:pPr>
+            <w:r>
+              <w:rPr>
+                <w:rFonts w:ascii="NanumGothic" w:cs="NanumGothic" w:eastAsia="NanumGothic" w:hAnsi="NanumGothic"/>
+                <w:sz w:val="20"/>
+                <w:szCs w:val="20"/>
+              </w:rPr>
+              <w:t xml:space="preserve"/>
+            </w:r>
+          </w:p>
+        </w:tc>
+        <w:tc>
+          <w:tcPr>
+            <w:tcW w:type="dxa" w:w="793"/>
+            <w:tcBorders>
+              <w:top w:val="single" w:color="000000" w:sz="4"/>
+              <w:left w:val="single" w:color="000000" w:sz="4"/>
+              <w:bottom w:val="single" w:color="000000" w:sz="4"/>
+              <w:right w:val="single" w:color="000000" w:sz="4"/>
+            </w:tcBorders>
+            <w:shd w:fill="ffffff" w:color="auto" w:val="clear"/>
+            <w:tcMar>
+              <w:top w:type="dxa" w:w="170"/>
+              <w:left w:type="dxa" w:w="170"/>
+              <w:bottom w:type="dxa" w:w="170"/>
+              <w:right w:type="dxa" w:w="170"/>
+            </w:tcMar>
+            <w:vAlign w:val="center"/>
+          </w:tcPr>
+          <w:p>
+            <w:pPr>
+              <w:jc w:val="left"/>
+            </w:pPr>
+            <w:r>
+              <w:rPr>
+                <w:rFonts w:ascii="NanumGothic" w:cs="NanumGothic" w:eastAsia="NanumGothic" w:hAnsi="NanumGothic"/>
+                <w:sz w:val="20"/>
+                <w:szCs w:val="20"/>
+              </w:rPr>
+              <w:t xml:space="preserve"/>
+            </w:r>
+          </w:p>
+        </w:tc>
+        <w:tc>
+          <w:tcPr>
+            <w:tcW w:type="dxa" w:w="907"/>
+            <w:tcBorders>
+              <w:top w:val="single" w:color="000000" w:sz="4"/>
+              <w:left w:val="single" w:color="000000" w:sz="4"/>
+              <w:bottom w:val="single" w:color="000000" w:sz="4"/>
+              <w:right w:val="single" w:color="000000" w:sz="4"/>
+            </w:tcBorders>
+            <w:shd w:fill="ffffff" w:color="auto" w:val="clear"/>
+            <w:tcMar>
+              <w:top w:type="dxa" w:w="170"/>
+              <w:left w:type="dxa" w:w="170"/>
+              <w:bottom w:type="dxa" w:w="170"/>
+              <w:right w:type="dxa" w:w="170"/>
+            </w:tcMar>
+            <w:vAlign w:val="center"/>
+          </w:tcPr>
+          <w:p>
+            <w:pPr>
+              <w:jc w:val="left"/>
+            </w:pPr>
+            <w:r>
+              <w:rPr>
+                <w:rFonts w:ascii="NanumGothic" w:cs="NanumGothic" w:eastAsia="NanumGothic" w:hAnsi="NanumGothic"/>
+                <w:sz w:val="20"/>
+                <w:szCs w:val="20"/>
+              </w:rPr>
+              <w:t xml:space="preserve"/>
+            </w:r>
+          </w:p>
+        </w:tc>
+        <w:tc>
+          <w:tcPr>
+            <w:tcW w:type="dxa" w:w="1247"/>
+            <w:tcBorders>
+              <w:top w:val="single" w:color="000000" w:sz="4"/>
+              <w:left w:val="single" w:color="000000" w:sz="4"/>
+              <w:bottom w:val="single" w:color="000000" w:sz="4"/>
+              <w:right w:val="single" w:color="000000" w:sz="4"/>
+            </w:tcBorders>
+            <w:shd w:fill="ffffff" w:color="auto" w:val="clear"/>
+            <w:tcMar>
+              <w:top w:type="dxa" w:w="170"/>
+              <w:left w:type="dxa" w:w="170"/>
+              <w:bottom w:type="dxa" w:w="170"/>
+              <w:right w:type="dxa" w:w="170"/>
+            </w:tcMar>
+            <w:vAlign w:val="center"/>
+          </w:tcPr>
+          <w:p>
+            <w:pPr>
+              <w:jc w:val="left"/>
+            </w:pPr>
+            <w:r>
+              <w:rPr>
+                <w:rFonts w:ascii="NanumGothic" w:cs="NanumGothic" w:eastAsia="NanumGothic" w:hAnsi="NanumGothic"/>
+                <w:sz w:val="20"/>
+                <w:szCs w:val="20"/>
+              </w:rPr>
+              <w:t xml:space="preserve"/>
+            </w:r>
+          </w:p>
+        </w:tc>
+        <w:tc>
+          <w:tcPr>
+            <w:tcW w:type="dxa" w:w="1020"/>
+            <w:tcBorders>
+              <w:top w:val="single" w:color="000000" w:sz="4"/>
+              <w:left w:val="single" w:color="000000" w:sz="4"/>
+              <w:bottom w:val="single" w:color="000000" w:sz="4"/>
+              <w:right w:val="single" w:color="000000" w:sz="4"/>
+            </w:tcBorders>
+            <w:shd w:fill="ffffff" w:color="auto" w:val="clear"/>
+            <w:tcMar>
+              <w:top w:type="dxa" w:w="170"/>
+              <w:left w:type="dxa" w:w="170"/>
+              <w:bottom w:type="dxa" w:w="170"/>
+              <w:right w:type="dxa" w:w="170"/>
+            </w:tcMar>
+            <w:vAlign w:val="center"/>
+          </w:tcPr>
+          <w:p>
+            <w:pPr>
+              <w:jc w:val="left"/>
+            </w:pPr>
+            <w:r>
+              <w:rPr>
+                <w:rFonts w:ascii="NanumGothic" w:cs="NanumGothic" w:eastAsia="NanumGothic" w:hAnsi="NanumGothic"/>
+                <w:sz w:val="20"/>
+                <w:szCs w:val="20"/>
+              </w:rPr>
+              <w:t xml:space="preserve"/>
+            </w:r>
+          </w:p>
+        </w:tc>
+        <w:tc>
+          <w:tcPr>
+            <w:tcW w:type="dxa" w:w="1020"/>
+            <w:tcBorders>
+              <w:top w:val="single" w:color="000000" w:sz="4"/>
+              <w:left w:val="single" w:color="000000" w:sz="4"/>
+              <w:bottom w:val="single" w:color="000000" w:sz="4"/>
+              <w:right w:val="single" w:color="000000" w:sz="4"/>
+            </w:tcBorders>
+            <w:shd w:fill="ffffff" w:color="auto" w:val="clear"/>
+            <w:tcMar>
+              <w:top w:type="dxa" w:w="170"/>
+              <w:left w:type="dxa" w:w="170"/>
+              <w:bottom w:type="dxa" w:w="170"/>
+              <w:right w:type="dxa" w:w="170"/>
+            </w:tcMar>
+            <w:vAlign w:val="center"/>
+          </w:tcPr>
+          <w:p>
+            <w:pPr>
+              <w:jc w:val="left"/>
+            </w:pPr>
+            <w:r>
+              <w:rPr>
+                <w:rFonts w:ascii="NanumGothic" w:cs="NanumGothic" w:eastAsia="NanumGothic" w:hAnsi="NanumGothic"/>
+                <w:sz w:val="20"/>
+                <w:szCs w:val="20"/>
+              </w:rPr>
+              <w:t xml:space="preserve"/>
+            </w:r>
+          </w:p>
+        </w:tc>
+        <w:tc>
+          <w:tcPr>
+            <w:tcW w:type="dxa" w:w="1133"/>
+            <w:tcBorders>
+              <w:top w:val="single" w:color="000000" w:sz="4"/>
+              <w:left w:val="single" w:color="000000" w:sz="4"/>
+              <w:bottom w:val="single" w:color="000000" w:sz="4"/>
+              <w:right w:val="single" w:color="000000" w:sz="4"/>
+            </w:tcBorders>
+            <w:shd w:fill="ffffff" w:color="auto" w:val="clear"/>
+            <w:tcMar>
+              <w:top w:type="dxa" w:w="170"/>
+              <w:left w:type="dxa" w:w="170"/>
+              <w:bottom w:type="dxa" w:w="170"/>
+              <w:right w:type="dxa" w:w="170"/>
+            </w:tcMar>
+            <w:vAlign w:val="center"/>
+          </w:tcPr>
+          <w:p>
+            <w:pPr>
+              <w:jc w:val="left"/>
+            </w:pPr>
+            <w:r>
+              <w:rPr>
+                <w:rFonts w:ascii="NanumGothic" w:cs="NanumGothic" w:eastAsia="NanumGothic" w:hAnsi="NanumGothic"/>
+                <w:sz w:val="20"/>
+                <w:szCs w:val="20"/>
+              </w:rPr>
+              <w:t xml:space="preserve"/>
+            </w:r>
+          </w:p>
+        </w:tc>
+        <w:tc>
+          <w:tcPr>
+            <w:tcW w:type="dxa" w:w="793"/>
+            <w:tcBorders>
+              <w:top w:val="single" w:color="000000" w:sz="4"/>
+              <w:left w:val="single" w:color="000000" w:sz="4"/>
+              <w:bottom w:val="single" w:color="000000" w:sz="4"/>
+              <w:right w:val="single" w:color="000000" w:sz="4"/>
+            </w:tcBorders>
+            <w:shd w:fill="ffffff" w:color="auto" w:val="clear"/>
+            <w:tcMar>
+              <w:top w:type="dxa" w:w="170"/>
+              <w:left w:type="dxa" w:w="170"/>
+              <w:bottom w:type="dxa" w:w="170"/>
+              <w:right w:type="dxa" w:w="170"/>
+            </w:tcMar>
+            <w:vAlign w:val="center"/>
+          </w:tcPr>
+          <w:p>
+            <w:pPr>
+              <w:jc w:val="left"/>
+            </w:pPr>
+            <w:r>
+              <w:rPr>
+                <w:rFonts w:ascii="NanumGothic" w:cs="NanumGothic" w:eastAsia="NanumGothic" w:hAnsi="NanumGothic"/>
+                <w:sz w:val="20"/>
+                <w:szCs w:val="20"/>
+              </w:rPr>
+              <w:t xml:space="preserve"/>
+            </w:r>
+          </w:p>
+        </w:tc>
+      </w:tr>
+    </w:tbl>
+    <w:p>
+      <w:pPr>
+        <w:spacing w:after="80" w:before="80"/>
+      </w:pPr>
+      <w:r>
+        <w:t xml:space="preserve"/>
+      </w:r>
+    </w:p>
+    <w:tbl>
+      <w:tblPr>
+        <w:tblW w:type="dxa" w:w="9637"/>
+        <w:tblBorders>
+          <w:top w:val="single" w:color="auto" w:sz="4"/>
+          <w:left w:val="single" w:color="auto" w:sz="4"/>
+          <w:bottom w:val="single" w:color="auto" w:sz="4"/>
+          <w:right w:val="single" w:color="auto" w:sz="4"/>
+          <w:insideH w:val="single" w:color="auto" w:sz="4"/>
+          <w:insideV w:val="single" w:color="auto" w:sz="4"/>
+        </w:tblBorders>
+        <w:tblLayout w:type="fixed"/>
+      </w:tblPr>
+      <w:tblGrid>
+        <w:gridCol w:w="9637"/>
+      </w:tblGrid>
+      <w:tr>
+        <w:trPr>
+          <w:trHeight w:val="396" w:hRule="atLeast"/>
+        </w:trPr>
+        <w:tc>
+          <w:tcPr>
+            <w:tcW w:type="dxa" w:w="9637"/>
+            <w:tcBorders>
+              <w:top w:val="single" w:color="000000" w:sz="4"/>
+              <w:left w:val="single" w:color="000000" w:sz="4"/>
+              <w:bottom w:val="single" w:color="000000" w:sz="4"/>
+              <w:right w:val="single" w:color="000000" w:sz="4"/>
+            </w:tcBorders>
+            <w:shd w:fill="E8E8E8" w:color="auto" w:val="clear"/>
+            <w:tcMar>
+              <w:top w:type="dxa" w:w="170"/>
+              <w:left w:type="dxa" w:w="170"/>
+              <w:bottom w:type="dxa" w:w="170"/>
+              <w:right w:type="dxa" w:w="170"/>
+            </w:tcMar>
+            <w:vAlign w:val="center"/>
+          </w:tcPr>
+          <w:p>
+            <w:pPr>
+              <w:jc w:val="center"/>
+            </w:pPr>
+            <w:r>
+              <w:rPr>
+                <w:rFonts w:ascii="NanumGothic" w:cs="NanumGothic" w:eastAsia="NanumGothic" w:hAnsi="NanumGothic"/>
+                <w:b/>
+                <w:bCs/>
+                <w:sz w:val="20"/>
+                <w:szCs w:val="20"/>
+              </w:rPr>
+              <w:t xml:space="preserve">종합 평가 및 차년도 개선 방향</w:t>
+            </w:r>
+          </w:p>
+        </w:tc>
+      </w:tr>
+      <w:tr>
+        <w:trPr>
+          <w:trHeight w:val="1247" w:hRule="atLeast"/>
+        </w:trPr>
+        <w:tc>
+          <w:tcPr>
+            <w:tcW w:type="dxa" w:w="9637"/>
+            <w:tcBorders>
+              <w:top w:val="single" w:color="000000" w:sz="4"/>
+              <w:left w:val="single" w:color="000000" w:sz="4"/>
+              <w:bottom w:val="single" w:color="000000" w:sz="4"/>
+              <w:right w:val="single" w:color="000000" w:sz="4"/>
+            </w:tcBorders>
+            <w:shd w:fill="F5F5F5" w:color="auto" w:val="clear"/>
+            <w:tcMar>
+              <w:top w:type="dxa" w:w="170"/>
+              <w:left w:type="dxa" w:w="170"/>
+              <w:bottom w:type="dxa" w:w="170"/>
+              <w:right w:type="dxa" w:w="170"/>
+            </w:tcMar>
+          </w:tcPr>
+          <w:p>
+            <w:r>
               <w:t xml:space="preserve"/>
             </w:r>
           </w:p>
@@ -3236,7 +5148,7 @@
                 <w:sz w:val="20"/>
                 <w:szCs w:val="20"/>
               </w:rPr>
-              <w:t xml:space="preserve">검토자</w:t>
+              <w:t xml:space="preserve">안전담당자</w:t>
             </w:r>
           </w:p>
         </w:tc>
@@ -3270,7 +5182,7 @@
                 <w:sz w:val="20"/>
                 <w:szCs w:val="20"/>
               </w:rPr>
-              <w:t xml:space="preserve">승인자</w:t>
+              <w:t xml:space="preserve">결재자</w:t>
             </w:r>
           </w:p>
         </w:tc>
